--- a/Optimalisasi-dan-Automasi/Modul-Word/Modul-11-Otomatisasi-Monitoring-Sensor-Akuisisi-dan-ISO-10816.docx
+++ b/Optimalisasi-dan-Automasi/Modul-Word/Modul-11-Otomatisasi-Monitoring-Sensor-Akuisisi-dan-ISO-10816.docx
@@ -2667,7 +2667,7 @@
       <w:r>
         <w:drawing>
           <wp:inline xmlns:a="http://schemas.openxmlformats.org/drawingml/2006/main" xmlns:pic="http://schemas.openxmlformats.org/drawingml/2006/picture">
-            <wp:extent cx="6912032" cy="1936865"/>
+            <wp:extent cx="5472000" cy="1533344"/>
             <wp:docPr id="1858245148" name="Picture 1858245148"/>
             <wp:cNvGraphicFramePr>
               <a:graphicFrameLocks noChangeAspect="1"/>
@@ -2688,7 +2688,7 @@
                   <pic:spPr>
                     <a:xfrm>
                       <a:off x="0" y="0"/>
-                      <a:ext cx="6912032" cy="1936865"/>
+                      <a:ext cx="5472000" cy="1533344"/>
                     </a:xfrm>
                     <a:prstGeom prst="rect"/>
                   </pic:spPr>
@@ -3349,7 +3349,7 @@
       <w:r>
         <w:drawing>
           <wp:inline xmlns:a="http://schemas.openxmlformats.org/drawingml/2006/main" xmlns:pic="http://schemas.openxmlformats.org/drawingml/2006/picture">
-            <wp:extent cx="8429105" cy="4222865"/>
+            <wp:extent cx="5472000" cy="2741396"/>
             <wp:docPr id="1858245149" name="Picture 1858245149"/>
             <wp:cNvGraphicFramePr>
               <a:graphicFrameLocks noChangeAspect="1"/>
@@ -3370,7 +3370,7 @@
                   <pic:spPr>
                     <a:xfrm>
                       <a:off x="0" y="0"/>
-                      <a:ext cx="8429105" cy="4222865"/>
+                      <a:ext cx="5472000" cy="2741396"/>
                     </a:xfrm>
                     <a:prstGeom prst="rect"/>
                   </pic:spPr>
@@ -3508,7 +3508,7 @@
       <w:r>
         <w:drawing>
           <wp:inline xmlns:a="http://schemas.openxmlformats.org/drawingml/2006/main" xmlns:pic="http://schemas.openxmlformats.org/drawingml/2006/picture">
-            <wp:extent cx="8250381" cy="6600305"/>
+            <wp:extent cx="5472000" cy="4377600"/>
             <wp:docPr id="1858245150" name="Picture 1858245150"/>
             <wp:cNvGraphicFramePr>
               <a:graphicFrameLocks noChangeAspect="1"/>
@@ -3529,7 +3529,7 @@
                   <pic:spPr>
                     <a:xfrm>
                       <a:off x="0" y="0"/>
-                      <a:ext cx="8250381" cy="6600305"/>
+                      <a:ext cx="5472000" cy="4377600"/>
                     </a:xfrm>
                     <a:prstGeom prst="rect"/>
                   </pic:spPr>
@@ -3775,7 +3775,7 @@
       <w:r>
         <w:drawing>
           <wp:inline xmlns:a="http://schemas.openxmlformats.org/drawingml/2006/main" xmlns:pic="http://schemas.openxmlformats.org/drawingml/2006/picture">
-            <wp:extent cx="7830589" cy="2759825"/>
+            <wp:extent cx="5472000" cy="1928560"/>
             <wp:docPr id="1858245151" name="Picture 1858245151"/>
             <wp:cNvGraphicFramePr>
               <a:graphicFrameLocks noChangeAspect="1"/>
@@ -3796,7 +3796,7 @@
                   <pic:spPr>
                     <a:xfrm>
                       <a:off x="0" y="0"/>
-                      <a:ext cx="7830589" cy="2759825"/>
+                      <a:ext cx="5472000" cy="1928560"/>
                     </a:xfrm>
                     <a:prstGeom prst="rect"/>
                   </pic:spPr>
@@ -3847,7 +3847,7 @@
       <w:r>
         <w:drawing>
           <wp:inline xmlns:a="http://schemas.openxmlformats.org/drawingml/2006/main" xmlns:pic="http://schemas.openxmlformats.org/drawingml/2006/picture">
-            <wp:extent cx="8321040" cy="5503025"/>
+            <wp:extent cx="5472000" cy="3618845"/>
             <wp:docPr id="1858245152" name="Picture 1858245152"/>
             <wp:cNvGraphicFramePr>
               <a:graphicFrameLocks noChangeAspect="1"/>
@@ -3868,7 +3868,7 @@
                   <pic:spPr>
                     <a:xfrm>
                       <a:off x="0" y="0"/>
-                      <a:ext cx="8321040" cy="5503025"/>
+                      <a:ext cx="5472000" cy="3618845"/>
                     </a:xfrm>
                     <a:prstGeom prst="rect"/>
                   </pic:spPr>
@@ -3919,7 +3919,7 @@
       <w:r>
         <w:drawing>
           <wp:inline xmlns:a="http://schemas.openxmlformats.org/drawingml/2006/main" xmlns:pic="http://schemas.openxmlformats.org/drawingml/2006/picture">
-            <wp:extent cx="8611985" cy="2394065"/>
+            <wp:extent cx="5472000" cy="1521174"/>
             <wp:docPr id="1858245153" name="Picture 1858245153"/>
             <wp:cNvGraphicFramePr>
               <a:graphicFrameLocks noChangeAspect="1"/>
@@ -3940,7 +3940,7 @@
                   <pic:spPr>
                     <a:xfrm>
                       <a:off x="0" y="0"/>
-                      <a:ext cx="8611985" cy="2394065"/>
+                      <a:ext cx="5472000" cy="1521174"/>
                     </a:xfrm>
                     <a:prstGeom prst="rect"/>
                   </pic:spPr>
@@ -4453,7 +4453,7 @@
       <w:r>
         <w:drawing>
           <wp:inline xmlns:a="http://schemas.openxmlformats.org/drawingml/2006/main" xmlns:pic="http://schemas.openxmlformats.org/drawingml/2006/picture">
-            <wp:extent cx="8246225" cy="3395749"/>
+            <wp:extent cx="5472000" cy="2253339"/>
             <wp:docPr id="1858245154" name="Picture 1858245154"/>
             <wp:cNvGraphicFramePr>
               <a:graphicFrameLocks noChangeAspect="1"/>
@@ -4474,7 +4474,7 @@
                   <pic:spPr>
                     <a:xfrm>
                       <a:off x="0" y="0"/>
-                      <a:ext cx="8246225" cy="3395749"/>
+                      <a:ext cx="5472000" cy="2253339"/>
                     </a:xfrm>
                     <a:prstGeom prst="rect"/>
                   </pic:spPr>
@@ -4695,7 +4695,7 @@
       <w:r>
         <w:drawing>
           <wp:inline xmlns:a="http://schemas.openxmlformats.org/drawingml/2006/main" xmlns:pic="http://schemas.openxmlformats.org/drawingml/2006/picture">
-            <wp:extent cx="4060767" cy="5469774"/>
+            <wp:extent cx="3340805" cy="4499999"/>
             <wp:docPr id="1858245155" name="Picture 1858245155"/>
             <wp:cNvGraphicFramePr>
               <a:graphicFrameLocks noChangeAspect="1"/>
@@ -4716,7 +4716,7 @@
                   <pic:spPr>
                     <a:xfrm>
                       <a:off x="0" y="0"/>
-                      <a:ext cx="4060767" cy="5469774"/>
+                      <a:ext cx="3340805" cy="4499999"/>
                     </a:xfrm>
                     <a:prstGeom prst="rect"/>
                   </pic:spPr>

--- a/Optimalisasi-dan-Automasi/Modul-Word/Modul-11-Otomatisasi-Monitoring-Sensor-Akuisisi-dan-ISO-10816.docx
+++ b/Optimalisasi-dan-Automasi/Modul-Word/Modul-11-Otomatisasi-Monitoring-Sensor-Akuisisi-dan-ISO-10816.docx
@@ -2901,12 +2901,18 @@
         <w:tc>
           <w:tcPr>
             <w:tcW w:type="dxa" w:w="2197"/>
+            <w:tcMar>
+              <w:top w:w="40" w:type="dxa"/>
+              <w:bottom w:w="40" w:type="dxa"/>
+              <w:left w:w="100" w:type="dxa"/>
+              <w:right w:w="100" w:type="dxa"/>
+            </w:tcMar>
             <w:shd w:val="clear" w:fill="DCE4F1"/>
           </w:tcPr>
           <w:p>
             <w:pPr>
               <w:keepNext/>
-              <w:spacing w:after="0"/>
+              <w:spacing w:line="240" w:lineRule="auto" w:before="0" w:after="0"/>
             </w:pPr>
             <w:r>
               <w:rPr>
@@ -2922,12 +2928,18 @@
         <w:tc>
           <w:tcPr>
             <w:tcW w:type="dxa" w:w="2197"/>
+            <w:tcMar>
+              <w:top w:w="40" w:type="dxa"/>
+              <w:bottom w:w="40" w:type="dxa"/>
+              <w:left w:w="100" w:type="dxa"/>
+              <w:right w:w="100" w:type="dxa"/>
+            </w:tcMar>
             <w:shd w:val="clear" w:fill="DCE4F1"/>
           </w:tcPr>
           <w:p>
             <w:pPr>
               <w:keepNext/>
-              <w:spacing w:after="0"/>
+              <w:spacing w:line="240" w:lineRule="auto" w:before="0" w:after="0"/>
             </w:pPr>
             <w:r>
               <w:rPr>
@@ -2943,12 +2955,18 @@
         <w:tc>
           <w:tcPr>
             <w:tcW w:type="dxa" w:w="2197"/>
+            <w:tcMar>
+              <w:top w:w="40" w:type="dxa"/>
+              <w:bottom w:w="40" w:type="dxa"/>
+              <w:left w:w="100" w:type="dxa"/>
+              <w:right w:w="100" w:type="dxa"/>
+            </w:tcMar>
             <w:shd w:val="clear" w:fill="DCE4F1"/>
           </w:tcPr>
           <w:p>
             <w:pPr>
               <w:keepNext/>
-              <w:spacing w:after="0"/>
+              <w:spacing w:line="240" w:lineRule="auto" w:before="0" w:after="0"/>
             </w:pPr>
             <w:r>
               <w:rPr>
@@ -2964,12 +2982,18 @@
         <w:tc>
           <w:tcPr>
             <w:tcW w:type="dxa" w:w="2197"/>
+            <w:tcMar>
+              <w:top w:w="40" w:type="dxa"/>
+              <w:bottom w:w="40" w:type="dxa"/>
+              <w:left w:w="100" w:type="dxa"/>
+              <w:right w:w="100" w:type="dxa"/>
+            </w:tcMar>
             <w:shd w:val="clear" w:fill="DCE4F1"/>
           </w:tcPr>
           <w:p>
             <w:pPr>
               <w:keepNext/>
-              <w:spacing w:after="0"/>
+              <w:spacing w:line="240" w:lineRule="auto" w:before="0" w:after="0"/>
             </w:pPr>
             <w:r>
               <w:rPr>
@@ -2990,11 +3014,17 @@
         <w:tc>
           <w:tcPr>
             <w:tcW w:type="dxa" w:w="2197"/>
+            <w:tcMar>
+              <w:top w:w="40" w:type="dxa"/>
+              <w:bottom w:w="40" w:type="dxa"/>
+              <w:left w:w="100" w:type="dxa"/>
+              <w:right w:w="100" w:type="dxa"/>
+            </w:tcMar>
           </w:tcPr>
           <w:p>
             <w:pPr>
               <w:keepNext/>
-              <w:spacing w:after="0"/>
+              <w:spacing w:line="240" w:lineRule="auto" w:before="0" w:after="0"/>
             </w:pPr>
             <w:r>
               <w:rPr>
@@ -3010,11 +3040,17 @@
         <w:tc>
           <w:tcPr>
             <w:tcW w:type="dxa" w:w="2197"/>
+            <w:tcMar>
+              <w:top w:w="40" w:type="dxa"/>
+              <w:bottom w:w="40" w:type="dxa"/>
+              <w:left w:w="100" w:type="dxa"/>
+              <w:right w:w="100" w:type="dxa"/>
+            </w:tcMar>
           </w:tcPr>
           <w:p>
             <w:pPr>
               <w:keepNext/>
-              <w:spacing w:after="0"/>
+              <w:spacing w:line="240" w:lineRule="auto" w:before="0" w:after="0"/>
             </w:pPr>
             <w:r>
               <w:rPr>
@@ -3030,11 +3066,17 @@
         <w:tc>
           <w:tcPr>
             <w:tcW w:type="dxa" w:w="2197"/>
+            <w:tcMar>
+              <w:top w:w="40" w:type="dxa"/>
+              <w:bottom w:w="40" w:type="dxa"/>
+              <w:left w:w="100" w:type="dxa"/>
+              <w:right w:w="100" w:type="dxa"/>
+            </w:tcMar>
           </w:tcPr>
           <w:p>
             <w:pPr>
               <w:keepNext/>
-              <w:spacing w:after="0"/>
+              <w:spacing w:line="240" w:lineRule="auto" w:before="0" w:after="0"/>
             </w:pPr>
             <w:r>
               <w:rPr>
@@ -3050,11 +3092,17 @@
         <w:tc>
           <w:tcPr>
             <w:tcW w:type="dxa" w:w="2197"/>
+            <w:tcMar>
+              <w:top w:w="40" w:type="dxa"/>
+              <w:bottom w:w="40" w:type="dxa"/>
+              <w:left w:w="100" w:type="dxa"/>
+              <w:right w:w="100" w:type="dxa"/>
+            </w:tcMar>
           </w:tcPr>
           <w:p>
             <w:pPr>
               <w:keepNext/>
-              <w:spacing w:after="0"/>
+              <w:spacing w:line="240" w:lineRule="auto" w:before="0" w:after="0"/>
             </w:pPr>
             <w:r>
               <w:rPr>
@@ -3075,11 +3123,17 @@
         <w:tc>
           <w:tcPr>
             <w:tcW w:type="dxa" w:w="2197"/>
+            <w:tcMar>
+              <w:top w:w="40" w:type="dxa"/>
+              <w:bottom w:w="40" w:type="dxa"/>
+              <w:left w:w="100" w:type="dxa"/>
+              <w:right w:w="100" w:type="dxa"/>
+            </w:tcMar>
           </w:tcPr>
           <w:p>
             <w:pPr>
               <w:keepNext/>
-              <w:spacing w:after="0"/>
+              <w:spacing w:line="240" w:lineRule="auto" w:before="0" w:after="0"/>
             </w:pPr>
             <w:r>
               <w:rPr>
@@ -3095,11 +3149,17 @@
         <w:tc>
           <w:tcPr>
             <w:tcW w:type="dxa" w:w="2197"/>
+            <w:tcMar>
+              <w:top w:w="40" w:type="dxa"/>
+              <w:bottom w:w="40" w:type="dxa"/>
+              <w:left w:w="100" w:type="dxa"/>
+              <w:right w:w="100" w:type="dxa"/>
+            </w:tcMar>
           </w:tcPr>
           <w:p>
             <w:pPr>
               <w:keepNext/>
-              <w:spacing w:after="0"/>
+              <w:spacing w:line="240" w:lineRule="auto" w:before="0" w:after="0"/>
             </w:pPr>
             <w:r>
               <w:rPr>
@@ -3115,11 +3175,17 @@
         <w:tc>
           <w:tcPr>
             <w:tcW w:type="dxa" w:w="2197"/>
+            <w:tcMar>
+              <w:top w:w="40" w:type="dxa"/>
+              <w:bottom w:w="40" w:type="dxa"/>
+              <w:left w:w="100" w:type="dxa"/>
+              <w:right w:w="100" w:type="dxa"/>
+            </w:tcMar>
           </w:tcPr>
           <w:p>
             <w:pPr>
               <w:keepNext/>
-              <w:spacing w:after="0"/>
+              <w:spacing w:line="240" w:lineRule="auto" w:before="0" w:after="0"/>
             </w:pPr>
             <w:r>
               <w:rPr>
@@ -3135,11 +3201,17 @@
         <w:tc>
           <w:tcPr>
             <w:tcW w:type="dxa" w:w="2197"/>
+            <w:tcMar>
+              <w:top w:w="40" w:type="dxa"/>
+              <w:bottom w:w="40" w:type="dxa"/>
+              <w:left w:w="100" w:type="dxa"/>
+              <w:right w:w="100" w:type="dxa"/>
+            </w:tcMar>
           </w:tcPr>
           <w:p>
             <w:pPr>
               <w:keepNext/>
-              <w:spacing w:after="0"/>
+              <w:spacing w:line="240" w:lineRule="auto" w:before="0" w:after="0"/>
             </w:pPr>
             <w:r>
               <w:rPr>
@@ -3160,11 +3232,17 @@
         <w:tc>
           <w:tcPr>
             <w:tcW w:type="dxa" w:w="2197"/>
+            <w:tcMar>
+              <w:top w:w="40" w:type="dxa"/>
+              <w:bottom w:w="40" w:type="dxa"/>
+              <w:left w:w="100" w:type="dxa"/>
+              <w:right w:w="100" w:type="dxa"/>
+            </w:tcMar>
           </w:tcPr>
           <w:p>
             <w:pPr>
               <w:keepNext/>
-              <w:spacing w:after="0"/>
+              <w:spacing w:line="240" w:lineRule="auto" w:before="0" w:after="0"/>
             </w:pPr>
             <w:r>
               <w:rPr>
@@ -3180,11 +3258,17 @@
         <w:tc>
           <w:tcPr>
             <w:tcW w:type="dxa" w:w="2197"/>
+            <w:tcMar>
+              <w:top w:w="40" w:type="dxa"/>
+              <w:bottom w:w="40" w:type="dxa"/>
+              <w:left w:w="100" w:type="dxa"/>
+              <w:right w:w="100" w:type="dxa"/>
+            </w:tcMar>
           </w:tcPr>
           <w:p>
             <w:pPr>
               <w:keepNext/>
-              <w:spacing w:after="0"/>
+              <w:spacing w:line="240" w:lineRule="auto" w:before="0" w:after="0"/>
             </w:pPr>
             <w:r>
               <w:rPr>
@@ -3200,11 +3284,17 @@
         <w:tc>
           <w:tcPr>
             <w:tcW w:type="dxa" w:w="2197"/>
+            <w:tcMar>
+              <w:top w:w="40" w:type="dxa"/>
+              <w:bottom w:w="40" w:type="dxa"/>
+              <w:left w:w="100" w:type="dxa"/>
+              <w:right w:w="100" w:type="dxa"/>
+            </w:tcMar>
           </w:tcPr>
           <w:p>
             <w:pPr>
               <w:keepNext/>
-              <w:spacing w:after="0"/>
+              <w:spacing w:line="240" w:lineRule="auto" w:before="0" w:after="0"/>
             </w:pPr>
             <w:r>
               <w:rPr>
@@ -3220,11 +3310,17 @@
         <w:tc>
           <w:tcPr>
             <w:tcW w:type="dxa" w:w="2197"/>
+            <w:tcMar>
+              <w:top w:w="40" w:type="dxa"/>
+              <w:bottom w:w="40" w:type="dxa"/>
+              <w:left w:w="100" w:type="dxa"/>
+              <w:right w:w="100" w:type="dxa"/>
+            </w:tcMar>
           </w:tcPr>
           <w:p>
             <w:pPr>
               <w:keepNext/>
-              <w:spacing w:after="0"/>
+              <w:spacing w:line="240" w:lineRule="auto" w:before="0" w:after="0"/>
             </w:pPr>
             <w:r>
               <w:rPr>
@@ -3245,10 +3341,16 @@
         <w:tc>
           <w:tcPr>
             <w:tcW w:type="dxa" w:w="2197"/>
+            <w:tcMar>
+              <w:top w:w="40" w:type="dxa"/>
+              <w:bottom w:w="40" w:type="dxa"/>
+              <w:left w:w="100" w:type="dxa"/>
+              <w:right w:w="100" w:type="dxa"/>
+            </w:tcMar>
           </w:tcPr>
           <w:p>
             <w:pPr>
-              <w:spacing w:after="0"/>
+              <w:spacing w:line="240" w:lineRule="auto" w:before="0" w:after="0"/>
             </w:pPr>
             <w:r>
               <w:rPr>
@@ -3264,10 +3366,16 @@
         <w:tc>
           <w:tcPr>
             <w:tcW w:type="dxa" w:w="2197"/>
+            <w:tcMar>
+              <w:top w:w="40" w:type="dxa"/>
+              <w:bottom w:w="40" w:type="dxa"/>
+              <w:left w:w="100" w:type="dxa"/>
+              <w:right w:w="100" w:type="dxa"/>
+            </w:tcMar>
           </w:tcPr>
           <w:p>
             <w:pPr>
-              <w:spacing w:after="0"/>
+              <w:spacing w:line="240" w:lineRule="auto" w:before="0" w:after="0"/>
             </w:pPr>
             <w:r>
               <w:rPr>
@@ -3283,10 +3391,16 @@
         <w:tc>
           <w:tcPr>
             <w:tcW w:type="dxa" w:w="2197"/>
+            <w:tcMar>
+              <w:top w:w="40" w:type="dxa"/>
+              <w:bottom w:w="40" w:type="dxa"/>
+              <w:left w:w="100" w:type="dxa"/>
+              <w:right w:w="100" w:type="dxa"/>
+            </w:tcMar>
           </w:tcPr>
           <w:p>
             <w:pPr>
-              <w:spacing w:after="0"/>
+              <w:spacing w:line="240" w:lineRule="auto" w:before="0" w:after="0"/>
             </w:pPr>
             <w:r>
               <w:rPr>
@@ -3302,10 +3416,16 @@
         <w:tc>
           <w:tcPr>
             <w:tcW w:type="dxa" w:w="2197"/>
+            <w:tcMar>
+              <w:top w:w="40" w:type="dxa"/>
+              <w:bottom w:w="40" w:type="dxa"/>
+              <w:left w:w="100" w:type="dxa"/>
+              <w:right w:w="100" w:type="dxa"/>
+            </w:tcMar>
           </w:tcPr>
           <w:p>
             <w:pPr>
-              <w:spacing w:after="0"/>
+              <w:spacing w:line="240" w:lineRule="auto" w:before="0" w:after="0"/>
             </w:pPr>
             <w:r>
               <w:rPr>
@@ -3508,7 +3628,7 @@
       <w:r>
         <w:drawing>
           <wp:inline xmlns:a="http://schemas.openxmlformats.org/drawingml/2006/main" xmlns:pic="http://schemas.openxmlformats.org/drawingml/2006/picture">
-            <wp:extent cx="5472000" cy="4377600"/>
+            <wp:extent cx="4500000" cy="3600000"/>
             <wp:docPr id="1858245150" name="Picture 1858245150"/>
             <wp:cNvGraphicFramePr>
               <a:graphicFrameLocks noChangeAspect="1"/>
@@ -3529,7 +3649,7 @@
                   <pic:spPr>
                     <a:xfrm>
                       <a:off x="0" y="0"/>
-                      <a:ext cx="5472000" cy="4377600"/>
+                      <a:ext cx="4500000" cy="3600000"/>
                     </a:xfrm>
                     <a:prstGeom prst="rect"/>
                   </pic:spPr>
@@ -3847,7 +3967,7 @@
       <w:r>
         <w:drawing>
           <wp:inline xmlns:a="http://schemas.openxmlformats.org/drawingml/2006/main" xmlns:pic="http://schemas.openxmlformats.org/drawingml/2006/picture">
-            <wp:extent cx="5472000" cy="3618845"/>
+            <wp:extent cx="5443504" cy="3599999"/>
             <wp:docPr id="1858245152" name="Picture 1858245152"/>
             <wp:cNvGraphicFramePr>
               <a:graphicFrameLocks noChangeAspect="1"/>
@@ -3868,7 +3988,7 @@
                   <pic:spPr>
                     <a:xfrm>
                       <a:off x="0" y="0"/>
-                      <a:ext cx="5472000" cy="3618845"/>
+                      <a:ext cx="5443504" cy="3599999"/>
                     </a:xfrm>
                     <a:prstGeom prst="rect"/>
                   </pic:spPr>
@@ -4695,7 +4815,7 @@
       <w:r>
         <w:drawing>
           <wp:inline xmlns:a="http://schemas.openxmlformats.org/drawingml/2006/main" xmlns:pic="http://schemas.openxmlformats.org/drawingml/2006/picture">
-            <wp:extent cx="3340805" cy="4499999"/>
+            <wp:extent cx="5472000" cy="2622306"/>
             <wp:docPr id="1858245155" name="Picture 1858245155"/>
             <wp:cNvGraphicFramePr>
               <a:graphicFrameLocks noChangeAspect="1"/>
@@ -4716,7 +4836,7 @@
                   <pic:spPr>
                     <a:xfrm>
                       <a:off x="0" y="0"/>
-                      <a:ext cx="3340805" cy="4499999"/>
+                      <a:ext cx="5472000" cy="2622306"/>
                     </a:xfrm>
                     <a:prstGeom prst="rect"/>
                   </pic:spPr>

--- a/Optimalisasi-dan-Automasi/Modul-Word/Modul-11-Otomatisasi-Monitoring-Sensor-Akuisisi-dan-ISO-10816.docx
+++ b/Optimalisasi-dan-Automasi/Modul-Word/Modul-11-Otomatisasi-Monitoring-Sensor-Akuisisi-dan-ISO-10816.docx
@@ -3628,7 +3628,7 @@
       <w:r>
         <w:drawing>
           <wp:inline xmlns:a="http://schemas.openxmlformats.org/drawingml/2006/main" xmlns:pic="http://schemas.openxmlformats.org/drawingml/2006/picture">
-            <wp:extent cx="4500000" cy="3600000"/>
+            <wp:extent cx="5472000" cy="4377600"/>
             <wp:docPr id="1858245150" name="Picture 1858245150"/>
             <wp:cNvGraphicFramePr>
               <a:graphicFrameLocks noChangeAspect="1"/>
@@ -3649,7 +3649,7 @@
                   <pic:spPr>
                     <a:xfrm>
                       <a:off x="0" y="0"/>
-                      <a:ext cx="4500000" cy="3600000"/>
+                      <a:ext cx="5472000" cy="4377600"/>
                     </a:xfrm>
                     <a:prstGeom prst="rect"/>
                   </pic:spPr>
@@ -3967,7 +3967,7 @@
       <w:r>
         <w:drawing>
           <wp:inline xmlns:a="http://schemas.openxmlformats.org/drawingml/2006/main" xmlns:pic="http://schemas.openxmlformats.org/drawingml/2006/picture">
-            <wp:extent cx="5443504" cy="3599999"/>
+            <wp:extent cx="5472000" cy="3618845"/>
             <wp:docPr id="1858245152" name="Picture 1858245152"/>
             <wp:cNvGraphicFramePr>
               <a:graphicFrameLocks noChangeAspect="1"/>
@@ -3988,7 +3988,7 @@
                   <pic:spPr>
                     <a:xfrm>
                       <a:off x="0" y="0"/>
-                      <a:ext cx="5443504" cy="3599999"/>
+                      <a:ext cx="5472000" cy="3618845"/>
                     </a:xfrm>
                     <a:prstGeom prst="rect"/>
                   </pic:spPr>

--- a/Optimalisasi-dan-Automasi/Modul-Word/Modul-11-Otomatisasi-Monitoring-Sensor-Akuisisi-dan-ISO-10816.docx
+++ b/Optimalisasi-dan-Automasi/Modul-Word/Modul-11-Otomatisasi-Monitoring-Sensor-Akuisisi-dan-ISO-10816.docx
@@ -7712,9 +7712,11 @@
     <w:sectPr>
       <w:headerReference w:type="default" r:id="rId15"/>
       <w:footerReference w:type="default" r:id="rId16"/>
+      <w:footerReference w:type="first" r:id="rId28"/>
       <w:pgSz w:w="11906" w:h="16838" w:code="9"/>
       <w:pgMar w:top="1701" w:right="1418" w:bottom="1418" w:left="1701" w:header="709" w:footer="709" w:gutter="0"/>
       <w:cols w:space="708"/>
+      <w:titlePg/>
       <w:docGrid w:linePitch="360"/>
     </w:sectPr>
   </w:body>
@@ -8269,6 +8271,16 @@
         </mc:Fallback>
       </mc:AlternateContent>
     </w:r>
+  </w:p>
+</w:ftr>
+</file>
+
+<file path=word/footer2.xml><?xml version="1.0" encoding="utf-8"?>
+<w:ftr xmlns:m="http://schemas.openxmlformats.org/officeDocument/2006/math" xmlns:mc="http://schemas.openxmlformats.org/markup-compatibility/2006" xmlns:mo="http://schemas.microsoft.com/office/mac/office/2008/main" xmlns:mv="urn:schemas-microsoft-com:mac:vml" xmlns:o="urn:schemas-microsoft-com:office:office" xmlns:r="http://schemas.openxmlformats.org/officeDocument/2006/relationships" xmlns:v="urn:schemas-microsoft-com:vml" xmlns:w10="urn:schemas-microsoft-com:office:word" xmlns:w14="http://schemas.microsoft.com/office/word/2010/wordml" xmlns:w="http://schemas.openxmlformats.org/wordprocessingml/2006/main" xmlns:wne="http://schemas.microsoft.com/office/word/2006/wordml" xmlns:wp14="http://schemas.microsoft.com/office/word/2010/wordprocessingDrawing" xmlns:wp="http://schemas.openxmlformats.org/drawingml/2006/wordprocessingDrawing" xmlns:wpc="http://schemas.microsoft.com/office/word/2010/wordprocessingCanvas" xmlns:wpg="http://schemas.microsoft.com/office/word/2010/wordprocessingGroup" xmlns:wpi="http://schemas.microsoft.com/office/word/2010/wordprocessingInk" xmlns:wps="http://schemas.microsoft.com/office/word/2010/wordprocessingShape" mc:Ignorable="w14 wp14">
+  <w:p>
+    <w:pPr>
+      <w:pStyle w:val="Footer"/>
+    </w:pPr>
   </w:p>
 </w:ftr>
 </file>

--- a/Optimalisasi-dan-Automasi/Modul-Word/Modul-11-Otomatisasi-Monitoring-Sensor-Akuisisi-dan-ISO-10816.docx
+++ b/Optimalisasi-dan-Automasi/Modul-Word/Modul-11-Otomatisasi-Monitoring-Sensor-Akuisisi-dan-ISO-10816.docx
@@ -468,7 +468,7 @@
                                 <w:szCs w:val="20"/>
                                 <w:lang w:val="fi-FI"/>
                               </w:rPr>
-                              <w:t xml:space="preserve">Sub-CPMK 4.2 – Mampu merancang sistem otomasi berbasis teknologi 4.0 untuk efisiensi</w:t>
+                              <w:t xml:space="preserve">Sub-CPMK 3.3 – Mampu merancang sistem otomasi berbasis teknologi 4.0 untuk efisiensi</w:t>
                             </w:r>
                             <w:r>
                               <w:rPr>
@@ -523,7 +523,7 @@
                           <w:szCs w:val="20"/>
                           <w:lang w:val="fi-FI"/>
                         </w:rPr>
-                        <w:t xml:space="preserve">Sub-CPMK 4.2 – Mampu merancang sistem otomasi berbasis teknologi 4.0 untuk efisiensi</w:t>
+                        <w:t xml:space="preserve">Sub-CPMK 3.3 – Mampu merancang sistem otomasi berbasis teknologi 4.0 untuk efisiensi</w:t>
                       </w:r>
                       <w:r>
                         <w:rPr>
@@ -2767,16 +2767,16 @@
           <w:i w:val="0"/>
           <w:sz w:val="22"/>
         </w:rPr>
-        <w:t xml:space="preserve">Sub-CPMK 4.2: </w:t>
-      </w:r>
-      <w:r>
-        <w:rPr>
-          <w:rFonts w:ascii="Arial" w:hAnsi="Arial" w:cs="Arial"/>
-          <w:b w:val="0"/>
-          <w:i w:val="0"/>
-          <w:sz w:val="22"/>
-        </w:rPr>
-        <w:t>Mampu merancang sistem otomasi berbasis teknologi 4.0 untuk efisiensi, yaitu merancang pipeline sensor-akuisisi-threshold untuk sistem monitoring kondisi mesin yang efisien dan sesuai standar ISO 10816 (CPMK 4).</w:t>
+        <w:t xml:space="preserve">Sub-CPMK 3.3: </w:t>
+      </w:r>
+      <w:r>
+        <w:rPr>
+          <w:rFonts w:ascii="Arial" w:hAnsi="Arial" w:cs="Arial"/>
+          <w:b w:val="0"/>
+          <w:i w:val="0"/>
+          <w:sz w:val="22"/>
+        </w:rPr>
+        <w:t>Mampu merancang sistem otomasi berbasis teknologi 4.0 untuk efisiensi, yaitu merancang pipeline sensor-akuisisi-threshold untuk sistem monitoring kondisi mesin yang efisien dan sesuai standar ISO 10816 (CPMK 3).</w:t>
       </w:r>
     </w:p>
     <w:p>

--- a/Optimalisasi-dan-Automasi/Modul-Word/Modul-11-Otomatisasi-Monitoring-Sensor-Akuisisi-dan-ISO-10816.docx
+++ b/Optimalisasi-dan-Automasi/Modul-Word/Modul-11-Otomatisasi-Monitoring-Sensor-Akuisisi-dan-ISO-10816.docx
@@ -468,7 +468,7 @@
                                 <w:szCs w:val="20"/>
                                 <w:lang w:val="fi-FI"/>
                               </w:rPr>
-                              <w:t xml:space="preserve">Sub-CPMK 3.3 – Mampu merancang sistem otomasi berbasis teknologi 4.0 untuk efisiensi</w:t>
+                              <w:t xml:space="preserve">Sub-CPMK 4.2 – Mampu merancang sistem otomasi berbasis teknologi 4.0 untuk efisiensi</w:t>
                             </w:r>
                             <w:r>
                               <w:rPr>
@@ -523,7 +523,7 @@
                           <w:szCs w:val="20"/>
                           <w:lang w:val="fi-FI"/>
                         </w:rPr>
-                        <w:t xml:space="preserve">Sub-CPMK 3.3 – Mampu merancang sistem otomasi berbasis teknologi 4.0 untuk efisiensi</w:t>
+                        <w:t xml:space="preserve">Sub-CPMK 4.2 – Mampu merancang sistem otomasi berbasis teknologi 4.0 untuk efisiensi</w:t>
                       </w:r>
                       <w:r>
                         <w:rPr>
@@ -2767,16 +2767,16 @@
           <w:i w:val="0"/>
           <w:sz w:val="22"/>
         </w:rPr>
-        <w:t xml:space="preserve">Sub-CPMK 3.3: </w:t>
-      </w:r>
-      <w:r>
-        <w:rPr>
-          <w:rFonts w:ascii="Arial" w:hAnsi="Arial" w:cs="Arial"/>
-          <w:b w:val="0"/>
-          <w:i w:val="0"/>
-          <w:sz w:val="22"/>
-        </w:rPr>
-        <w:t>Mampu merancang sistem otomasi berbasis teknologi 4.0 untuk efisiensi, yaitu merancang pipeline sensor-akuisisi-threshold untuk sistem monitoring kondisi mesin yang efisien dan sesuai standar ISO 10816 (CPMK 3).</w:t>
+        <w:t xml:space="preserve">Sub-CPMK 4.2: </w:t>
+      </w:r>
+      <w:r>
+        <w:rPr>
+          <w:rFonts w:ascii="Arial" w:hAnsi="Arial" w:cs="Arial"/>
+          <w:b w:val="0"/>
+          <w:i w:val="0"/>
+          <w:sz w:val="22"/>
+        </w:rPr>
+        <w:t>Mampu merancang sistem otomasi berbasis teknologi 4.0 untuk efisiensi, yaitu merancang pipeline sensor-akuisisi-threshold untuk sistem monitoring kondisi mesin yang efisien dan sesuai standar ISO 10816 (CPMK 4).</w:t>
       </w:r>
     </w:p>
     <w:p>

--- a/Optimalisasi-dan-Automasi/Modul-Word/Modul-11-Otomatisasi-Monitoring-Sensor-Akuisisi-dan-ISO-10816.docx
+++ b/Optimalisasi-dan-Automasi/Modul-Word/Modul-11-Otomatisasi-Monitoring-Sensor-Akuisisi-dan-ISO-10816.docx
@@ -4618,7 +4618,7 @@
           <w:color w:val="444444"/>
           <w:sz w:val="20"/>
         </w:rPr>
-        <w:t>Gambar 7. Cuplikan fungsi iso10816_zone() yang mengklasifikasikan RMS velocity ke zona A-D.</w:t>
+        <w:t xml:space="preserve">Gambar 7. Sampel fungsi iso10816_zone() yang mengklasifikasikan RMS velocity ke zona A-D.</w:t>
       </w:r>
     </w:p>
     <w:p>
@@ -4633,7 +4633,7 @@
           <w:i w:val="0"/>
           <w:sz w:val="22"/>
         </w:rPr>
-        <w:t>Gambar 7 menunjukkan cuplikan kode inti Cell 1.</w:t>
+        <w:t xml:space="preserve">Gambar 7 menunjukkan potongan kode inti Cell 1.</w:t>
       </w:r>
     </w:p>
     <w:p>

--- a/Optimalisasi-dan-Automasi/Modul-Word/Modul-11-Otomatisasi-Monitoring-Sensor-Akuisisi-dan-ISO-10816.docx
+++ b/Optimalisasi-dan-Automasi/Modul-Word/Modul-11-Otomatisasi-Monitoring-Sensor-Akuisisi-dan-ISO-10816.docx
@@ -1379,7 +1379,7 @@
                                 <w:szCs w:val="20"/>
                                 <w:lang w:val="en-US"/>
                               </w:rPr>
-                              <w:t>myclass.mercubuana.ac.id</w:t>
+                              <w:t xml:space="preserve">myclass.mercubuana.ac·id</w:t>
                             </w:r>
                           </w:p>
                         </w:txbxContent>
@@ -1426,7 +1426,7 @@
                           <w:szCs w:val="20"/>
                           <w:lang w:val="en-US"/>
                         </w:rPr>
-                        <w:t>myclass.mercubuana.ac.id</w:t>
+                        <w:t xml:space="preserve">myclass.mercubuana.ac·id</w:t>
                       </w:r>
                     </w:p>
                   </w:txbxContent>
@@ -2512,7 +2512,7 @@
                                 <w:sz w:val="20"/>
                                 <w:szCs w:val="20"/>
                               </w:rPr>
-                              <w:t>www.mercubuana.ac.id</w:t>
+                              <w:t xml:space="preserve">www.mercubuana.ac·id</w:t>
                             </w:r>
                           </w:p>
                         </w:txbxContent>
@@ -2558,7 +2558,7 @@
                           <w:sz w:val="20"/>
                           <w:szCs w:val="20"/>
                         </w:rPr>
-                        <w:t>www.mercubuana.ac.id</w:t>
+                        <w:t xml:space="preserve">www.mercubuana.ac·id</w:t>
                       </w:r>
                     </w:p>
                   </w:txbxContent>
@@ -2802,6 +2802,15 @@
         </w:rPr>
         <w:t>Setelah pertemuan ini mahasiswa dapat: mengklasifikasikan kondisi vibrasi mesin menurut zona ISO 10816-3; menerapkan hysteresis untuk mencegah chattering; memilih sensor yang tepat untuk kebutuhan monitoring; serta memahami kriteria Nyquist dalam akuisisi data.</w:t>
       </w:r>
+      <w:r>
+        <w:rPr>
+          <w:rFonts w:ascii="Arial" w:hAnsi="Arial" w:cs="Arial"/>
+          <w:b w:val="0"/>
+          <w:i w:val="0"/>
+          <w:sz w:val="22"/>
+        </w:rPr>
+        <w:t xml:space="preserve"> Hubungan ini dirangkum dalam Persamaan (1).</w:t>
+      </w:r>
     </w:p>
     <w:p>
       <w:pPr>
@@ -2839,7 +2848,48 @@
           <w:color w:val="305496"/>
           <w:sz w:val="22"/>
         </w:rPr>
-        <w:t>IF condition THEN action      ISO 10816-3 Zona A|B|C|D      RMS_v = akar(mean(v²)) di band 10Hz-1kHz</w:t>
+        <w:t xml:space="preserve">IF condition THEN action      ISO 10816-3 Zona A|B|C|D      </w:t>
+      </w:r>
+      <w:r>
+        <w:rPr>
+          <w:rFonts w:ascii="Arial" w:hAnsi="Arial" w:cs="Arial"/>
+          <w:b/>
+          <w:i/>
+          <w:color w:val="305496"/>
+          <w:sz w:val="22"/>
+        </w:rPr>
+        <w:t xml:space="preserve">RMS</w:t>
+      </w:r>
+      <w:r>
+        <w:rPr>
+          <w:rFonts w:ascii="Arial" w:hAnsi="Arial" w:cs="Arial"/>
+          <w:b/>
+          <w:i/>
+          <w:color w:val="305496"/>
+          <w:sz w:val="22"/>
+          <w:vertAlign w:val="subscript"/>
+        </w:rPr>
+        <w:t xml:space="preserve">v</w:t>
+      </w:r>
+      <w:r>
+        <w:rPr>
+          <w:rFonts w:ascii="Arial" w:hAnsi="Arial" w:cs="Arial"/>
+          <w:b/>
+          <w:i/>
+          <w:color w:val="305496"/>
+          <w:sz w:val="22"/>
+        </w:rPr>
+        <w:t xml:space="preserve"> = √(mean(v²)) di band 10Hz-1kHz</w:t>
+      </w:r>
+      <w:r>
+        <w:rPr>
+          <w:rFonts w:ascii="Arial" w:hAnsi="Arial" w:cs="Arial"/>
+          <w:b/>
+          <w:i/>
+          <w:color w:val="305496"/>
+          <w:sz w:val="22"/>
+        </w:rPr>
+        <w:t xml:space="preserve">   (1)</w:t>
       </w:r>
     </w:p>
     <w:p>
@@ -3059,7 +3109,7 @@
                 <w:i w:val="0"/>
                 <w:sz w:val="19"/>
               </w:rPr>
-              <w:t>&lt;= 1,4</w:t>
+              <w:t xml:space="preserve">≤ 1,4</w:t>
             </w:r>
           </w:p>
         </w:tc>
@@ -3555,6 +3605,15 @@
         </w:rPr>
         <w:t>Selain RMS tunggal, sistem monitoring modern sering menggabungkan beberapa fitur sekaligus (RMS, peak, kurtosis&gt;4) untuk menaikkan sensitivitas deteksi fault dini, sesuai materi Pertemuan 6.</w:t>
       </w:r>
+      <w:r>
+        <w:rPr>
+          <w:rFonts w:ascii="Arial" w:hAnsi="Arial" w:cs="Arial"/>
+          <w:b w:val="0"/>
+          <w:i w:val="0"/>
+          <w:sz w:val="22"/>
+        </w:rPr>
+        <w:t xml:space="preserve"> Bentuk ringkasnya dituliskan pada Persamaan (2).</w:t>
+      </w:r>
     </w:p>
     <w:p>
       <w:pPr>
@@ -3592,7 +3651,172 @@
           <w:color w:val="305496"/>
           <w:sz w:val="22"/>
         </w:rPr>
-        <w:t>Hysteresis: T_on &gt; T_off      Tier alarm: T_warn &lt; T_alert &lt; T_crit      Alarm flood prevention: &lt;= 1 alarm/10 menit</w:t>
+        <w:t xml:space="preserve">Hysteresis: </w:t>
+      </w:r>
+      <w:r>
+        <w:rPr>
+          <w:rFonts w:ascii="Arial" w:hAnsi="Arial" w:cs="Arial"/>
+          <w:b/>
+          <w:i/>
+          <w:color w:val="305496"/>
+          <w:sz w:val="22"/>
+        </w:rPr>
+        <w:t xml:space="preserve">T</w:t>
+      </w:r>
+      <w:r>
+        <w:rPr>
+          <w:rFonts w:ascii="Arial" w:hAnsi="Arial" w:cs="Arial"/>
+          <w:b/>
+          <w:i/>
+          <w:color w:val="305496"/>
+          <w:sz w:val="22"/>
+          <w:vertAlign w:val="subscript"/>
+        </w:rPr>
+        <w:t xml:space="preserve">on</w:t>
+      </w:r>
+      <w:r>
+        <w:rPr>
+          <w:rFonts w:ascii="Arial" w:hAnsi="Arial" w:cs="Arial"/>
+          <w:b/>
+          <w:i/>
+          <w:color w:val="305496"/>
+          <w:sz w:val="22"/>
+        </w:rPr>
+        <w:t xml:space="preserve"> &gt; </w:t>
+      </w:r>
+      <w:r>
+        <w:rPr>
+          <w:rFonts w:ascii="Arial" w:hAnsi="Arial" w:cs="Arial"/>
+          <w:b/>
+          <w:i/>
+          <w:color w:val="305496"/>
+          <w:sz w:val="22"/>
+        </w:rPr>
+        <w:t xml:space="preserve">T</w:t>
+      </w:r>
+      <w:r>
+        <w:rPr>
+          <w:rFonts w:ascii="Arial" w:hAnsi="Arial" w:cs="Arial"/>
+          <w:b/>
+          <w:i/>
+          <w:color w:val="305496"/>
+          <w:sz w:val="22"/>
+          <w:vertAlign w:val="subscript"/>
+        </w:rPr>
+        <w:t xml:space="preserve">off</w:t>
+      </w:r>
+      <w:r>
+        <w:rPr>
+          <w:rFonts w:ascii="Arial" w:hAnsi="Arial" w:cs="Arial"/>
+          <w:b/>
+          <w:i/>
+          <w:color w:val="305496"/>
+          <w:sz w:val="22"/>
+        </w:rPr>
+        <w:t xml:space="preserve">      Tier alarm: </w:t>
+      </w:r>
+      <w:r>
+        <w:rPr>
+          <w:rFonts w:ascii="Arial" w:hAnsi="Arial" w:cs="Arial"/>
+          <w:b/>
+          <w:i/>
+          <w:color w:val="305496"/>
+          <w:sz w:val="22"/>
+        </w:rPr>
+        <w:t xml:space="preserve">T</w:t>
+      </w:r>
+      <w:r>
+        <w:rPr>
+          <w:rFonts w:ascii="Arial" w:hAnsi="Arial" w:cs="Arial"/>
+          <w:b/>
+          <w:i/>
+          <w:color w:val="305496"/>
+          <w:sz w:val="22"/>
+          <w:vertAlign w:val="subscript"/>
+        </w:rPr>
+        <w:t xml:space="preserve">warn</w:t>
+      </w:r>
+      <w:r>
+        <w:rPr>
+          <w:rFonts w:ascii="Arial" w:hAnsi="Arial" w:cs="Arial"/>
+          <w:b/>
+          <w:i/>
+          <w:color w:val="305496"/>
+          <w:sz w:val="22"/>
+        </w:rPr>
+        <w:t xml:space="preserve"> &lt; </w:t>
+      </w:r>
+      <w:r>
+        <w:rPr>
+          <w:rFonts w:ascii="Arial" w:hAnsi="Arial" w:cs="Arial"/>
+          <w:b/>
+          <w:i/>
+          <w:color w:val="305496"/>
+          <w:sz w:val="22"/>
+        </w:rPr>
+        <w:t xml:space="preserve">T</w:t>
+      </w:r>
+      <w:r>
+        <w:rPr>
+          <w:rFonts w:ascii="Arial" w:hAnsi="Arial" w:cs="Arial"/>
+          <w:b/>
+          <w:i/>
+          <w:color w:val="305496"/>
+          <w:sz w:val="22"/>
+          <w:vertAlign w:val="subscript"/>
+        </w:rPr>
+        <w:t xml:space="preserve">alert</w:t>
+      </w:r>
+      <w:r>
+        <w:rPr>
+          <w:rFonts w:ascii="Arial" w:hAnsi="Arial" w:cs="Arial"/>
+          <w:b/>
+          <w:i/>
+          <w:color w:val="305496"/>
+          <w:sz w:val="22"/>
+        </w:rPr>
+        <w:t xml:space="preserve"> &lt; </w:t>
+      </w:r>
+      <w:r>
+        <w:rPr>
+          <w:rFonts w:ascii="Arial" w:hAnsi="Arial" w:cs="Arial"/>
+          <w:b/>
+          <w:i/>
+          <w:color w:val="305496"/>
+          <w:sz w:val="22"/>
+        </w:rPr>
+        <w:t xml:space="preserve">T</w:t>
+      </w:r>
+      <w:r>
+        <w:rPr>
+          <w:rFonts w:ascii="Arial" w:hAnsi="Arial" w:cs="Arial"/>
+          <w:b/>
+          <w:i/>
+          <w:color w:val="305496"/>
+          <w:sz w:val="22"/>
+          <w:vertAlign w:val="subscript"/>
+        </w:rPr>
+        <w:t xml:space="preserve">crit</w:t>
+      </w:r>
+      <w:r>
+        <w:rPr>
+          <w:rFonts w:ascii="Arial" w:hAnsi="Arial" w:cs="Arial"/>
+          <w:b/>
+          <w:i/>
+          <w:color w:val="305496"/>
+          <w:sz w:val="22"/>
+        </w:rPr>
+        <w:t xml:space="preserve">      Alarm flood prevention: ≤ 1 alarm/10 menit</w:t>
+      </w:r>
+      <w:r>
+        <w:rPr>
+          <w:rFonts w:ascii="Arial" w:hAnsi="Arial" w:cs="Arial"/>
+          <w:b/>
+          <w:i/>
+          <w:color w:val="305496"/>
+          <w:sz w:val="22"/>
+        </w:rPr>
+        <w:t xml:space="preserve">   (2)</w:t>
       </w:r>
     </w:p>
     <w:p>
@@ -3616,7 +3840,91 @@
           <w:i w:val="0"/>
           <w:sz w:val="22"/>
         </w:rPr>
-        <w:t>Ketika sinyal berosilasi tepat di sekitar satu threshold tunggal, sistem alerting dapat memicu ratusan alert per menit (chattering), membanjiri operator dengan notifikasi palsu. Solusinya adalah hysteresis (Otto Schmitt, 1934): memakai dua threshold, T_on untuk memicu status ON dan T_off&lt;T_on untuk kembali ke status OFF, sehingga terbentuk zona penyangga yang mencegah osilasi di sekitar satu titik memicu transisi berulang.</w:t>
+        <w:t xml:space="preserve">Ketika sinyal berosilasi tepat di sekitar satu threshold tunggal, sistem alerting dapat memicu ratusan alert per menit (chattering), membanjiri operator dengan notifikasi palsu. Solusinya adalah hysteresis (Otto Schmitt, 1934): memakai dua threshold, </w:t>
+      </w:r>
+      <w:r>
+        <w:rPr>
+          <w:rFonts w:ascii="Arial" w:hAnsi="Arial" w:cs="Arial"/>
+          <w:b w:val="0"/>
+          <w:i w:val="0"/>
+          <w:sz w:val="22"/>
+        </w:rPr>
+        <w:t xml:space="preserve">T</w:t>
+      </w:r>
+      <w:r>
+        <w:rPr>
+          <w:rFonts w:ascii="Arial" w:hAnsi="Arial" w:cs="Arial"/>
+          <w:b w:val="0"/>
+          <w:i w:val="0"/>
+          <w:sz w:val="22"/>
+          <w:vertAlign w:val="subscript"/>
+        </w:rPr>
+        <w:t xml:space="preserve">on</w:t>
+      </w:r>
+      <w:r>
+        <w:rPr>
+          <w:rFonts w:ascii="Arial" w:hAnsi="Arial" w:cs="Arial"/>
+          <w:b w:val="0"/>
+          <w:i w:val="0"/>
+          <w:sz w:val="22"/>
+        </w:rPr>
+        <w:t xml:space="preserve"> untuk memicu status ON dan </w:t>
+      </w:r>
+      <w:r>
+        <w:rPr>
+          <w:rFonts w:ascii="Arial" w:hAnsi="Arial" w:cs="Arial"/>
+          <w:b w:val="0"/>
+          <w:i w:val="0"/>
+          <w:sz w:val="22"/>
+        </w:rPr>
+        <w:t xml:space="preserve">T</w:t>
+      </w:r>
+      <w:r>
+        <w:rPr>
+          <w:rFonts w:ascii="Arial" w:hAnsi="Arial" w:cs="Arial"/>
+          <w:b w:val="0"/>
+          <w:i w:val="0"/>
+          <w:sz w:val="22"/>
+          <w:vertAlign w:val="subscript"/>
+        </w:rPr>
+        <w:t xml:space="preserve">off</w:t>
+      </w:r>
+      <w:r>
+        <w:rPr>
+          <w:rFonts w:ascii="Arial" w:hAnsi="Arial" w:cs="Arial"/>
+          <w:b w:val="0"/>
+          <w:i w:val="0"/>
+          <w:sz w:val="22"/>
+        </w:rPr>
+        <w:t xml:space="preserve">&lt;</w:t>
+      </w:r>
+      <w:r>
+        <w:rPr>
+          <w:rFonts w:ascii="Arial" w:hAnsi="Arial" w:cs="Arial"/>
+          <w:b w:val="0"/>
+          <w:i w:val="0"/>
+          <w:sz w:val="22"/>
+        </w:rPr>
+        <w:t xml:space="preserve">T</w:t>
+      </w:r>
+      <w:r>
+        <w:rPr>
+          <w:rFonts w:ascii="Arial" w:hAnsi="Arial" w:cs="Arial"/>
+          <w:b w:val="0"/>
+          <w:i w:val="0"/>
+          <w:sz w:val="22"/>
+          <w:vertAlign w:val="subscript"/>
+        </w:rPr>
+        <w:t xml:space="preserve">on</w:t>
+      </w:r>
+      <w:r>
+        <w:rPr>
+          <w:rFonts w:ascii="Arial" w:hAnsi="Arial" w:cs="Arial"/>
+          <w:b w:val="0"/>
+          <w:i w:val="0"/>
+          <w:sz w:val="22"/>
+        </w:rPr>
+        <w:t xml:space="preserve"> untuk kembali ke status OFF, sehingga terbentuk zona penyangga yang mencegah osilasi di sekitar satu titik memicu transisi berulang.</w:t>
       </w:r>
     </w:p>
     <w:p>
@@ -3688,7 +3996,63 @@
           <w:i w:val="0"/>
           <w:sz w:val="22"/>
         </w:rPr>
-        <w:t>Gambar 3 membuktikan secara kuantitatif bahwa hysteresis secara drastis menurunkan jumlah transisi status dibanding simple threshold pada sinyal RMS yang identik; margin T_on-T_off yang lebih besar dari standar deviasi noise sinyal menjamin stabilitas.</w:t>
+        <w:t xml:space="preserve">Gambar 3 membuktikan secara kuantitatif bahwa hysteresis secara drastis menurunkan jumlah transisi status dibanding simple threshold pada sinyal RMS yang identik; margin </w:t>
+      </w:r>
+      <w:r>
+        <w:rPr>
+          <w:rFonts w:ascii="Arial" w:hAnsi="Arial" w:cs="Arial"/>
+          <w:b w:val="0"/>
+          <w:i w:val="0"/>
+          <w:sz w:val="22"/>
+        </w:rPr>
+        <w:t xml:space="preserve">T</w:t>
+      </w:r>
+      <w:r>
+        <w:rPr>
+          <w:rFonts w:ascii="Arial" w:hAnsi="Arial" w:cs="Arial"/>
+          <w:b w:val="0"/>
+          <w:i w:val="0"/>
+          <w:sz w:val="22"/>
+          <w:vertAlign w:val="subscript"/>
+        </w:rPr>
+        <w:t xml:space="preserve">on</w:t>
+      </w:r>
+      <w:r>
+        <w:rPr>
+          <w:rFonts w:ascii="Arial" w:hAnsi="Arial" w:cs="Arial"/>
+          <w:b w:val="0"/>
+          <w:i w:val="0"/>
+          <w:sz w:val="22"/>
+        </w:rPr>
+        <w:t xml:space="preserve">-</w:t>
+      </w:r>
+      <w:r>
+        <w:rPr>
+          <w:rFonts w:ascii="Arial" w:hAnsi="Arial" w:cs="Arial"/>
+          <w:b w:val="0"/>
+          <w:i w:val="0"/>
+          <w:sz w:val="22"/>
+        </w:rPr>
+        <w:t xml:space="preserve">T</w:t>
+      </w:r>
+      <w:r>
+        <w:rPr>
+          <w:rFonts w:ascii="Arial" w:hAnsi="Arial" w:cs="Arial"/>
+          <w:b w:val="0"/>
+          <w:i w:val="0"/>
+          <w:sz w:val="22"/>
+          <w:vertAlign w:val="subscript"/>
+        </w:rPr>
+        <w:t xml:space="preserve">off</w:t>
+      </w:r>
+      <w:r>
+        <w:rPr>
+          <w:rFonts w:ascii="Arial" w:hAnsi="Arial" w:cs="Arial"/>
+          <w:b w:val="0"/>
+          <w:i w:val="0"/>
+          <w:sz w:val="22"/>
+        </w:rPr>
+        <w:t xml:space="preserve"> yang lebih besar dari standar deviasi noise sinyal menjamin stabilitas.</w:t>
       </w:r>
     </w:p>
     <w:p>
@@ -3713,6 +4077,15 @@
           <w:sz w:val="22"/>
         </w:rPr>
         <w:t>Sistem monitoring produksi biasanya memakai tier alarm bertingkat (Normal, Warning, Alert, Critical) dengan aksi berbeda per tier, dan membatasi laju alarm sesuai ANSI/ISA 18.2 (maksimal 1 alarm per 10 menit per operator) untuk mencegah alarm flood. Topik ini dibahas lebih dalam di Pertemuan 13.</w:t>
+      </w:r>
+      <w:r>
+        <w:rPr>
+          <w:rFonts w:ascii="Arial" w:hAnsi="Arial" w:cs="Arial"/>
+          <w:b w:val="0"/>
+          <w:i w:val="0"/>
+          <w:sz w:val="22"/>
+        </w:rPr>
+        <w:t xml:space="preserve"> Persamaan (3) memadatkan aturan tersebut.</w:t>
       </w:r>
     </w:p>
     <w:p>
@@ -3751,7 +4124,48 @@
           <w:color w:val="305496"/>
           <w:sz w:val="22"/>
         </w:rPr>
-        <w:t>Sensor (transducer)      Signal conditioning      ADC resolution      Sampling rate (Nyquist): fs &gt;= 2.f_max      Protokol komunikasi</w:t>
+        <w:t xml:space="preserve">Sensor (transducer)      Signal conditioning      ADC resolution      Sampling rate (Nyquist): fs ≥ 2·</w:t>
+      </w:r>
+      <w:r>
+        <w:rPr>
+          <w:rFonts w:ascii="Arial" w:hAnsi="Arial" w:cs="Arial"/>
+          <w:b/>
+          <w:i/>
+          <w:color w:val="305496"/>
+          <w:sz w:val="22"/>
+        </w:rPr>
+        <w:t xml:space="preserve">f</w:t>
+      </w:r>
+      <w:r>
+        <w:rPr>
+          <w:rFonts w:ascii="Arial" w:hAnsi="Arial" w:cs="Arial"/>
+          <w:b/>
+          <w:i/>
+          <w:color w:val="305496"/>
+          <w:sz w:val="22"/>
+          <w:vertAlign w:val="subscript"/>
+        </w:rPr>
+        <w:t xml:space="preserve">max</w:t>
+      </w:r>
+      <w:r>
+        <w:rPr>
+          <w:rFonts w:ascii="Arial" w:hAnsi="Arial" w:cs="Arial"/>
+          <w:b/>
+          <w:i/>
+          <w:color w:val="305496"/>
+          <w:sz w:val="22"/>
+        </w:rPr>
+        <w:t xml:space="preserve">      Protokol komunikasi</w:t>
+      </w:r>
+      <w:r>
+        <w:rPr>
+          <w:rFonts w:ascii="Arial" w:hAnsi="Arial" w:cs="Arial"/>
+          <w:b/>
+          <w:i/>
+          <w:color w:val="305496"/>
+          <w:sz w:val="22"/>
+        </w:rPr>
+        <w:t xml:space="preserve">   (3)</w:t>
       </w:r>
     </w:p>
     <w:p>
@@ -3850,7 +4264,63 @@
           <w:i w:val="0"/>
           <w:sz w:val="22"/>
         </w:rPr>
-        <w:t>Current Transformer mengukur arus motor untuk Motor Current Signature Analysis (MCSA), formula I_secondary=I_primary/N.</w:t>
+        <w:t xml:space="preserve">Current Transformer mengukur arus motor untuk Motor Current Signature Analysis (MCSA), formula </w:t>
+      </w:r>
+      <w:r>
+        <w:rPr>
+          <w:rFonts w:ascii="Arial" w:hAnsi="Arial" w:cs="Arial"/>
+          <w:b w:val="0"/>
+          <w:i w:val="0"/>
+          <w:sz w:val="22"/>
+        </w:rPr>
+        <w:t xml:space="preserve">I</w:t>
+      </w:r>
+      <w:r>
+        <w:rPr>
+          <w:rFonts w:ascii="Arial" w:hAnsi="Arial" w:cs="Arial"/>
+          <w:b w:val="0"/>
+          <w:i w:val="0"/>
+          <w:sz w:val="22"/>
+          <w:vertAlign w:val="subscript"/>
+        </w:rPr>
+        <w:t xml:space="preserve">secondary</w:t>
+      </w:r>
+      <w:r>
+        <w:rPr>
+          <w:rFonts w:ascii="Arial" w:hAnsi="Arial" w:cs="Arial"/>
+          <w:b w:val="0"/>
+          <w:i w:val="0"/>
+          <w:sz w:val="22"/>
+        </w:rPr>
+        <w:t xml:space="preserve">=</w:t>
+      </w:r>
+      <w:r>
+        <w:rPr>
+          <w:rFonts w:ascii="Arial" w:hAnsi="Arial" w:cs="Arial"/>
+          <w:b w:val="0"/>
+          <w:i w:val="0"/>
+          <w:sz w:val="22"/>
+        </w:rPr>
+        <w:t xml:space="preserve">I</w:t>
+      </w:r>
+      <w:r>
+        <w:rPr>
+          <w:rFonts w:ascii="Arial" w:hAnsi="Arial" w:cs="Arial"/>
+          <w:b w:val="0"/>
+          <w:i w:val="0"/>
+          <w:sz w:val="22"/>
+          <w:vertAlign w:val="subscript"/>
+        </w:rPr>
+        <w:t xml:space="preserve">primary</w:t>
+      </w:r>
+      <w:r>
+        <w:rPr>
+          <w:rFonts w:ascii="Arial" w:hAnsi="Arial" w:cs="Arial"/>
+          <w:b w:val="0"/>
+          <w:i w:val="0"/>
+          <w:sz w:val="22"/>
+        </w:rPr>
+        <w:t xml:space="preserve">/N.</w:t>
       </w:r>
     </w:p>
     <w:p>
@@ -3883,7 +4353,35 @@
           <w:i w:val="0"/>
           <w:sz w:val="22"/>
         </w:rPr>
-        <w:t>kriteria Nyquist-Shannon: sampling rate fs harus lebih besar dari 2 kali frekuensi maksimum sinyal (fs&gt;=2.f_max); jika dilanggar, komponen frekuensi tinggi akan "terlipat" menjadi frekuensi rendah yang salah (aliasing).</w:t>
+        <w:t xml:space="preserve">kriteria Nyquist-Shannon: sampling rate fs harus lebih besar dari 2 kali frekuensi maksimum sinyal (fs≥2·</w:t>
+      </w:r>
+      <w:r>
+        <w:rPr>
+          <w:rFonts w:ascii="Arial" w:hAnsi="Arial" w:cs="Arial"/>
+          <w:b w:val="0"/>
+          <w:i w:val="0"/>
+          <w:sz w:val="22"/>
+        </w:rPr>
+        <w:t xml:space="preserve">f</w:t>
+      </w:r>
+      <w:r>
+        <w:rPr>
+          <w:rFonts w:ascii="Arial" w:hAnsi="Arial" w:cs="Arial"/>
+          <w:b w:val="0"/>
+          <w:i w:val="0"/>
+          <w:sz w:val="22"/>
+          <w:vertAlign w:val="subscript"/>
+        </w:rPr>
+        <w:t xml:space="preserve">max</w:t>
+      </w:r>
+      <w:r>
+        <w:rPr>
+          <w:rFonts w:ascii="Arial" w:hAnsi="Arial" w:cs="Arial"/>
+          <w:b w:val="0"/>
+          <w:i w:val="0"/>
+          <w:sz w:val="22"/>
+        </w:rPr>
+        <w:t xml:space="preserve">); jika dilanggar, komponen frekuensi tinggi akan "terlipat" menjadi frekuensi rendah yang salah (aliasing).</w:t>
       </w:r>
     </w:p>
     <w:p>
@@ -4099,7 +4597,7 @@
           <w:i w:val="0"/>
           <w:sz w:val="22"/>
         </w:rPr>
-        <w:t>Gambar 6 menunjukkan pipeline akuisisi data lengkap. DAQ hardware terbagi tiga tier: Tier 1 (lab, NI USB-6009/cDAQ), Tier 2 (industrial, Bently Nevada 3500/Emerson AMS), dan Tier 3 (hobby/IoT, Raspberry Pi+ADS1115, Arduino+MPU6050, ESP32); komunikasi data industri umumnya memakai protokol Modbus RTU/TCP, OPC UA, MQTT, atau HART.</w:t>
+        <w:t xml:space="preserve">Gambar 6 menunjukkan pipeline akuisisi data lengkap. DAQ hardware terbagi tiga tier: Tier 1 (lab, NI USB-6009/cDAQ), Tier 2 (industrial, Bently Nevada 3500/Emerson AMS), dan Tier 3 (hobby/IoT, Raspberry Π+ADS1115, Arduino+MPU6050, ESP32); komunikasi data industri umumnya memakai protokol Modbus RTU/TCP, OPC UA, MQTT, atau HART.</w:t>
       </w:r>
     </w:p>
     <w:p>
@@ -4699,7 +5197,63 @@
           <w:i w:val="0"/>
           <w:sz w:val="22"/>
         </w:rPr>
-        <w:t>class `HysteresisAlarm` (T_on/T_off) dibandingkan dengan class `SimpleThreshold`; pada sinyal RMS 500 sample dengan elevasi sesaat, hysteresis menekan jumlah transisi secara signifikan.</w:t>
+        <w:t xml:space="preserve">class `HysteresisAlarm` (</w:t>
+      </w:r>
+      <w:r>
+        <w:rPr>
+          <w:rFonts w:ascii="Arial" w:hAnsi="Arial" w:cs="Arial"/>
+          <w:b w:val="0"/>
+          <w:i w:val="0"/>
+          <w:sz w:val="22"/>
+        </w:rPr>
+        <w:t xml:space="preserve">T</w:t>
+      </w:r>
+      <w:r>
+        <w:rPr>
+          <w:rFonts w:ascii="Arial" w:hAnsi="Arial" w:cs="Arial"/>
+          <w:b w:val="0"/>
+          <w:i w:val="0"/>
+          <w:sz w:val="22"/>
+          <w:vertAlign w:val="subscript"/>
+        </w:rPr>
+        <w:t xml:space="preserve">on</w:t>
+      </w:r>
+      <w:r>
+        <w:rPr>
+          <w:rFonts w:ascii="Arial" w:hAnsi="Arial" w:cs="Arial"/>
+          <w:b w:val="0"/>
+          <w:i w:val="0"/>
+          <w:sz w:val="22"/>
+        </w:rPr>
+        <w:t xml:space="preserve">/</w:t>
+      </w:r>
+      <w:r>
+        <w:rPr>
+          <w:rFonts w:ascii="Arial" w:hAnsi="Arial" w:cs="Arial"/>
+          <w:b w:val="0"/>
+          <w:i w:val="0"/>
+          <w:sz w:val="22"/>
+        </w:rPr>
+        <w:t xml:space="preserve">T</w:t>
+      </w:r>
+      <w:r>
+        <w:rPr>
+          <w:rFonts w:ascii="Arial" w:hAnsi="Arial" w:cs="Arial"/>
+          <w:b w:val="0"/>
+          <w:i w:val="0"/>
+          <w:sz w:val="22"/>
+          <w:vertAlign w:val="subscript"/>
+        </w:rPr>
+        <w:t xml:space="preserve">off</w:t>
+      </w:r>
+      <w:r>
+        <w:rPr>
+          <w:rFonts w:ascii="Arial" w:hAnsi="Arial" w:cs="Arial"/>
+          <w:b w:val="0"/>
+          <w:i w:val="0"/>
+          <w:sz w:val="22"/>
+        </w:rPr>
+        <w:t xml:space="preserve">) dibandingkan dengan class `SimpleThreshold`; pada sinyal RMS 500 sample dengan elevasi sesaat, hysteresis menekan jumlah transisi secara signifikan.</w:t>
       </w:r>
     </w:p>
     <w:p>
@@ -5155,7 +5709,7 @@
           <w:color w:val="333333"/>
           <w:sz w:val="21"/>
         </w:rPr>
-        <w:t>RMS velocity (mm/s) di band 10 Hz-1 kHz: A (Good &lt;=1,4), B (Acceptable &lt;=2,8), C (Unsatisfactory &lt;=4,5), D (Danger &gt;4,5)</w:t>
+        <w:t xml:space="preserve">RMS velocity (mm/s) di band 10 Hz-1 kHz: A (Good ≤1,4), B (Acceptable ≤2,8), C (Unsatisfactory ≤4,5), D (Danger &gt;4,5)</w:t>
       </w:r>
     </w:p>
     <w:p>
@@ -5323,7 +5877,69 @@
           <w:color w:val="333333"/>
           <w:sz w:val="21"/>
         </w:rPr>
-        <w:t>Hindari chattering (alarm berflicker rapid) saat sinyal di sekitar threshold, dengan menggunakan dua threshold: T_on (ke ON) lebih besar dari T_off (ke OFF). Margin biasanya 5-15% dari setpoint</w:t>
+        <w:t xml:space="preserve">Hindari chattering (alarm berflicker rapid) saat sinyal di sekitar threshold, dengan menggunakan dua threshold: </w:t>
+      </w:r>
+      <w:r>
+        <w:rPr>
+          <w:rFonts w:ascii="Arial" w:hAnsi="Arial" w:cs="Arial"/>
+          <w:b w:val="0"/>
+          <w:i w:val="0"/>
+          <w:color w:val="333333"/>
+          <w:sz w:val="21"/>
+        </w:rPr>
+        <w:t xml:space="preserve">T</w:t>
+      </w:r>
+      <w:r>
+        <w:rPr>
+          <w:rFonts w:ascii="Arial" w:hAnsi="Arial" w:cs="Arial"/>
+          <w:b w:val="0"/>
+          <w:i w:val="0"/>
+          <w:color w:val="333333"/>
+          <w:sz w:val="21"/>
+          <w:vertAlign w:val="subscript"/>
+        </w:rPr>
+        <w:t xml:space="preserve">on</w:t>
+      </w:r>
+      <w:r>
+        <w:rPr>
+          <w:rFonts w:ascii="Arial" w:hAnsi="Arial" w:cs="Arial"/>
+          <w:b w:val="0"/>
+          <w:i w:val="0"/>
+          <w:color w:val="333333"/>
+          <w:sz w:val="21"/>
+        </w:rPr>
+        <w:t xml:space="preserve"> (ke ON) lebih besar dari </w:t>
+      </w:r>
+      <w:r>
+        <w:rPr>
+          <w:rFonts w:ascii="Arial" w:hAnsi="Arial" w:cs="Arial"/>
+          <w:b w:val="0"/>
+          <w:i w:val="0"/>
+          <w:color w:val="333333"/>
+          <w:sz w:val="21"/>
+        </w:rPr>
+        <w:t xml:space="preserve">T</w:t>
+      </w:r>
+      <w:r>
+        <w:rPr>
+          <w:rFonts w:ascii="Arial" w:hAnsi="Arial" w:cs="Arial"/>
+          <w:b w:val="0"/>
+          <w:i w:val="0"/>
+          <w:color w:val="333333"/>
+          <w:sz w:val="21"/>
+          <w:vertAlign w:val="subscript"/>
+        </w:rPr>
+        <w:t xml:space="preserve">off</w:t>
+      </w:r>
+      <w:r>
+        <w:rPr>
+          <w:rFonts w:ascii="Arial" w:hAnsi="Arial" w:cs="Arial"/>
+          <w:b w:val="0"/>
+          <w:i w:val="0"/>
+          <w:color w:val="333333"/>
+          <w:sz w:val="21"/>
+        </w:rPr>
+        <w:t xml:space="preserve"> (ke OFF). Margin biasanya 5-15% dari setpoint</w:t>
       </w:r>
     </w:p>
     <w:p>
@@ -6127,7 +6743,7 @@
           <w:color w:val="333333"/>
           <w:sz w:val="21"/>
         </w:rPr>
-        <w:t>&gt;= 100 alarm/menit untuk awareness penuh</w:t>
+        <w:t xml:space="preserve">≥ 100 alarm/menit untuk awareness penuh</w:t>
       </w:r>
     </w:p>
     <w:p>
@@ -6163,7 +6779,7 @@
           <w:color w:val="333333"/>
           <w:sz w:val="21"/>
         </w:rPr>
-        <w:t>&lt;= 1 alarm per 10 menit per operator (steady state); &lt;= 10 alarm dalam 10 menit pertama post-disturbance. Lebih dari itu = alarm flood, operator alarm fatigue</w:t>
+        <w:t xml:space="preserve">≤ 1 alarm per 10 menit per operator (steady state); ≤ 10 alarm dalam 10 menit pertama post-disturbance. Lebih dari itu = alarm flood, operator alarm fatigue</w:t>
       </w:r>
     </w:p>
     <w:p>
@@ -6499,7 +7115,7 @@
           <w:color w:val="333333"/>
           <w:sz w:val="21"/>
         </w:rPr>
-        <w:t>MQTT (sensor pub/sub) -&gt; TimescaleDB/InfluxDB (time-series storage) -&gt; Streamlit/Grafana (dashboard real-time). Open-source, edge-friendly, scalable</w:t>
+        <w:t xml:space="preserve">MQTT (sensor pub/sub) → TimescaleDB/InfluxDB (time-series storage) → Streamlit/Grafana (dashboard real-time). Open-source, edge-friendly, scalable</w:t>
       </w:r>
     </w:p>
     <w:p>
@@ -6602,7 +7218,63 @@
           <w:i w:val="0"/>
           <w:sz w:val="22"/>
         </w:rPr>
-        <w:t>Catatan: ISO 10816-3 Group 2, rigid foundation: Zone A &lt;=1,4 mm/s, Zone B 1,4-2,8, Zone C 2,8-4,5, Zone D &gt;4,5. Hysteresis: T_off=T_on-margin. Tier alarm: WARNING&lt;ALERT&lt;CRITICAL. Debouncing: N consecutive sample untuk transisi.</w:t>
+        <w:t xml:space="preserve">Catatan: ISO 10816-3 Group 2, rigid foundation: Zone A ≤1,4 mm/s, Zone B 1,4-2,8, Zone C 2,8-4,5, Zone D &gt;4,5. Hysteresis: </w:t>
+      </w:r>
+      <w:r>
+        <w:rPr>
+          <w:rFonts w:ascii="Arial" w:hAnsi="Arial" w:cs="Arial"/>
+          <w:b w:val="0"/>
+          <w:i w:val="0"/>
+          <w:sz w:val="22"/>
+        </w:rPr>
+        <w:t xml:space="preserve">T</w:t>
+      </w:r>
+      <w:r>
+        <w:rPr>
+          <w:rFonts w:ascii="Arial" w:hAnsi="Arial" w:cs="Arial"/>
+          <w:b w:val="0"/>
+          <w:i w:val="0"/>
+          <w:sz w:val="22"/>
+          <w:vertAlign w:val="subscript"/>
+        </w:rPr>
+        <w:t xml:space="preserve">off</w:t>
+      </w:r>
+      <w:r>
+        <w:rPr>
+          <w:rFonts w:ascii="Arial" w:hAnsi="Arial" w:cs="Arial"/>
+          <w:b w:val="0"/>
+          <w:i w:val="0"/>
+          <w:sz w:val="22"/>
+        </w:rPr>
+        <w:t xml:space="preserve">=</w:t>
+      </w:r>
+      <w:r>
+        <w:rPr>
+          <w:rFonts w:ascii="Arial" w:hAnsi="Arial" w:cs="Arial"/>
+          <w:b w:val="0"/>
+          <w:i w:val="0"/>
+          <w:sz w:val="22"/>
+        </w:rPr>
+        <w:t xml:space="preserve">T</w:t>
+      </w:r>
+      <w:r>
+        <w:rPr>
+          <w:rFonts w:ascii="Arial" w:hAnsi="Arial" w:cs="Arial"/>
+          <w:b w:val="0"/>
+          <w:i w:val="0"/>
+          <w:sz w:val="22"/>
+          <w:vertAlign w:val="subscript"/>
+        </w:rPr>
+        <w:t xml:space="preserve">on</w:t>
+      </w:r>
+      <w:r>
+        <w:rPr>
+          <w:rFonts w:ascii="Arial" w:hAnsi="Arial" w:cs="Arial"/>
+          <w:b w:val="0"/>
+          <w:i w:val="0"/>
+          <w:sz w:val="22"/>
+        </w:rPr>
+        <w:t xml:space="preserve">-margin. Tier alarm: WARNING&lt;ALERT&lt;CRITICAL. Debouncing: N consecutive sample untuk transisi.</w:t>
       </w:r>
     </w:p>
     <w:p>
@@ -6662,7 +7334,7 @@
           <w:color w:val="333333"/>
           <w:sz w:val="21"/>
         </w:rPr>
-        <w:t>Threshold ISO 10816-3: A&lt;=1,4, B&lt;=2,8, C&lt;=4,5, sisanya D. Bandingkan RMS terhadap batas-batas ini secara berurutan untuk menentukan kode zone (0-3).</w:t>
+        <w:t xml:space="preserve">Threshold ISO 10816-3: A≤1,4, B≤2,8, C≤4,5, sisanya D. Bandingkan RMS terhadap batas-batas ini secara berurutan untuk menentukan kode zone (0-3).</w:t>
       </w:r>
     </w:p>
     <w:p>
@@ -6686,7 +7358,119 @@
           <w:i w:val="0"/>
           <w:sz w:val="22"/>
         </w:rPr>
-        <w:t>Untuk threshold T_on=2,8 dan margin hysteresis 0,2, hitung T_off (threshold untuk transisi kembali ke OFF). Formula: T_off=T_on-margin. Print nilainya.</w:t>
+        <w:t xml:space="preserve">Untuk threshold </w:t>
+      </w:r>
+      <w:r>
+        <w:rPr>
+          <w:rFonts w:ascii="Arial" w:hAnsi="Arial" w:cs="Arial"/>
+          <w:b w:val="0"/>
+          <w:i w:val="0"/>
+          <w:sz w:val="22"/>
+        </w:rPr>
+        <w:t xml:space="preserve">T</w:t>
+      </w:r>
+      <w:r>
+        <w:rPr>
+          <w:rFonts w:ascii="Arial" w:hAnsi="Arial" w:cs="Arial"/>
+          <w:b w:val="0"/>
+          <w:i w:val="0"/>
+          <w:sz w:val="22"/>
+          <w:vertAlign w:val="subscript"/>
+        </w:rPr>
+        <w:t xml:space="preserve">on</w:t>
+      </w:r>
+      <w:r>
+        <w:rPr>
+          <w:rFonts w:ascii="Arial" w:hAnsi="Arial" w:cs="Arial"/>
+          <w:b w:val="0"/>
+          <w:i w:val="0"/>
+          <w:sz w:val="22"/>
+        </w:rPr>
+        <w:t xml:space="preserve">=2,8 dan margin hysteresis 0,2, hitung </w:t>
+      </w:r>
+      <w:r>
+        <w:rPr>
+          <w:rFonts w:ascii="Arial" w:hAnsi="Arial" w:cs="Arial"/>
+          <w:b w:val="0"/>
+          <w:i w:val="0"/>
+          <w:sz w:val="22"/>
+        </w:rPr>
+        <w:t xml:space="preserve">T</w:t>
+      </w:r>
+      <w:r>
+        <w:rPr>
+          <w:rFonts w:ascii="Arial" w:hAnsi="Arial" w:cs="Arial"/>
+          <w:b w:val="0"/>
+          <w:i w:val="0"/>
+          <w:sz w:val="22"/>
+          <w:vertAlign w:val="subscript"/>
+        </w:rPr>
+        <w:t xml:space="preserve">off</w:t>
+      </w:r>
+      <w:r>
+        <w:rPr>
+          <w:rFonts w:ascii="Arial" w:hAnsi="Arial" w:cs="Arial"/>
+          <w:b w:val="0"/>
+          <w:i w:val="0"/>
+          <w:sz w:val="22"/>
+        </w:rPr>
+        <w:t xml:space="preserve"> (threshold untuk transisi kembali ke OFF). Formula: </w:t>
+      </w:r>
+      <w:r>
+        <w:rPr>
+          <w:rFonts w:ascii="Arial" w:hAnsi="Arial" w:cs="Arial"/>
+          <w:b w:val="0"/>
+          <w:i w:val="0"/>
+          <w:sz w:val="22"/>
+        </w:rPr>
+        <w:t xml:space="preserve">T</w:t>
+      </w:r>
+      <w:r>
+        <w:rPr>
+          <w:rFonts w:ascii="Arial" w:hAnsi="Arial" w:cs="Arial"/>
+          <w:b w:val="0"/>
+          <w:i w:val="0"/>
+          <w:sz w:val="22"/>
+          <w:vertAlign w:val="subscript"/>
+        </w:rPr>
+        <w:t xml:space="preserve">off</w:t>
+      </w:r>
+      <w:r>
+        <w:rPr>
+          <w:rFonts w:ascii="Arial" w:hAnsi="Arial" w:cs="Arial"/>
+          <w:b w:val="0"/>
+          <w:i w:val="0"/>
+          <w:sz w:val="22"/>
+        </w:rPr>
+        <w:t xml:space="preserve">=</w:t>
+      </w:r>
+      <w:r>
+        <w:rPr>
+          <w:rFonts w:ascii="Arial" w:hAnsi="Arial" w:cs="Arial"/>
+          <w:b w:val="0"/>
+          <w:i w:val="0"/>
+          <w:sz w:val="22"/>
+        </w:rPr>
+        <w:t xml:space="preserve">T</w:t>
+      </w:r>
+      <w:r>
+        <w:rPr>
+          <w:rFonts w:ascii="Arial" w:hAnsi="Arial" w:cs="Arial"/>
+          <w:b w:val="0"/>
+          <w:i w:val="0"/>
+          <w:sz w:val="22"/>
+          <w:vertAlign w:val="subscript"/>
+        </w:rPr>
+        <w:t xml:space="preserve">on</w:t>
+      </w:r>
+      <w:r>
+        <w:rPr>
+          <w:rFonts w:ascii="Arial" w:hAnsi="Arial" w:cs="Arial"/>
+          <w:b w:val="0"/>
+          <w:i w:val="0"/>
+          <w:sz w:val="22"/>
+        </w:rPr>
+        <w:t xml:space="preserve">-margin. Print nilainya.</w:t>
       </w:r>
     </w:p>
     <w:p>
@@ -6722,7 +7506,100 @@
           <w:color w:val="333333"/>
           <w:sz w:val="21"/>
         </w:rPr>
-        <w:t>T_off = T_on - margin. Sinyal harus turun di bawah T_off untuk kembali OFF, mencegah chattering di sekitar threshold. Substitusikan nilai dari soal.</w:t>
+        <w:t xml:space="preserve"/>
+      </w:r>
+      <w:r>
+        <w:rPr>
+          <w:rFonts w:ascii="Arial" w:hAnsi="Arial" w:cs="Arial"/>
+          <w:b w:val="0"/>
+          <w:i w:val="0"/>
+          <w:color w:val="333333"/>
+          <w:sz w:val="21"/>
+        </w:rPr>
+        <w:t xml:space="preserve">T</w:t>
+      </w:r>
+      <w:r>
+        <w:rPr>
+          <w:rFonts w:ascii="Arial" w:hAnsi="Arial" w:cs="Arial"/>
+          <w:b w:val="0"/>
+          <w:i w:val="0"/>
+          <w:color w:val="333333"/>
+          <w:sz w:val="21"/>
+          <w:vertAlign w:val="subscript"/>
+        </w:rPr>
+        <w:t xml:space="preserve">off</w:t>
+      </w:r>
+      <w:r>
+        <w:rPr>
+          <w:rFonts w:ascii="Arial" w:hAnsi="Arial" w:cs="Arial"/>
+          <w:b w:val="0"/>
+          <w:i w:val="0"/>
+          <w:color w:val="333333"/>
+          <w:sz w:val="21"/>
+        </w:rPr>
+        <w:t xml:space="preserve"> = </w:t>
+      </w:r>
+      <w:r>
+        <w:rPr>
+          <w:rFonts w:ascii="Arial" w:hAnsi="Arial" w:cs="Arial"/>
+          <w:b w:val="0"/>
+          <w:i w:val="0"/>
+          <w:color w:val="333333"/>
+          <w:sz w:val="21"/>
+        </w:rPr>
+        <w:t xml:space="preserve">T</w:t>
+      </w:r>
+      <w:r>
+        <w:rPr>
+          <w:rFonts w:ascii="Arial" w:hAnsi="Arial" w:cs="Arial"/>
+          <w:b w:val="0"/>
+          <w:i w:val="0"/>
+          <w:color w:val="333333"/>
+          <w:sz w:val="21"/>
+          <w:vertAlign w:val="subscript"/>
+        </w:rPr>
+        <w:t xml:space="preserve">on</w:t>
+      </w:r>
+      <w:r>
+        <w:rPr>
+          <w:rFonts w:ascii="Arial" w:hAnsi="Arial" w:cs="Arial"/>
+          <w:b w:val="0"/>
+          <w:i w:val="0"/>
+          <w:color w:val="333333"/>
+          <w:sz w:val="21"/>
+        </w:rPr>
+        <w:t xml:space="preserve"> - margin. Sinyal harus turun di bawah </w:t>
+      </w:r>
+      <w:r>
+        <w:rPr>
+          <w:rFonts w:ascii="Arial" w:hAnsi="Arial" w:cs="Arial"/>
+          <w:b w:val="0"/>
+          <w:i w:val="0"/>
+          <w:color w:val="333333"/>
+          <w:sz w:val="21"/>
+        </w:rPr>
+        <w:t xml:space="preserve">T</w:t>
+      </w:r>
+      <w:r>
+        <w:rPr>
+          <w:rFonts w:ascii="Arial" w:hAnsi="Arial" w:cs="Arial"/>
+          <w:b w:val="0"/>
+          <w:i w:val="0"/>
+          <w:color w:val="333333"/>
+          <w:sz w:val="21"/>
+          <w:vertAlign w:val="subscript"/>
+        </w:rPr>
+        <w:t xml:space="preserve">off</w:t>
+      </w:r>
+      <w:r>
+        <w:rPr>
+          <w:rFonts w:ascii="Arial" w:hAnsi="Arial" w:cs="Arial"/>
+          <w:b w:val="0"/>
+          <w:i w:val="0"/>
+          <w:color w:val="333333"/>
+          <w:sz w:val="21"/>
+        </w:rPr>
+        <w:t xml:space="preserve"> untuk kembali OFF, mencegah chattering di sekitar threshold. Substitusikan nilai dari soal.</w:t>
       </w:r>
     </w:p>
     <w:p>
@@ -6986,7 +7863,7 @@
           <w:i w:val="0"/>
           <w:sz w:val="22"/>
         </w:rPr>
-        <w:t>Hitung persentase uptime (persen time di Zone A "Good") dari 1000 sample dimana 850 sample punya RMS&lt;=1,4. Print persentase desimal (misal 85.0).</w:t>
+        <w:t xml:space="preserve">Hitung persentase uptime (persen time di Zone A "Good") dari 1000 sample dimana 850 sample punya RMS≤1,4. Print persentase desimal (misal 85.0).</w:t>
       </w:r>
     </w:p>
     <w:p>
@@ -7106,7 +7983,63 @@
           <w:i w:val="0"/>
           <w:sz w:val="22"/>
         </w:rPr>
-        <w:t>Hysteresis state simulation: dengan T_on=2,8 dan T_off=2,6, RMS sequence=[2.5, 2.7, 2.9, 2.7, 2.5, 2.7, 2.9]. Awal state OFF. Hitung jumlah transitions total. Print integer.</w:t>
+        <w:t xml:space="preserve">Hysteresis state simulation: dengan </w:t>
+      </w:r>
+      <w:r>
+        <w:rPr>
+          <w:rFonts w:ascii="Arial" w:hAnsi="Arial" w:cs="Arial"/>
+          <w:b w:val="0"/>
+          <w:i w:val="0"/>
+          <w:sz w:val="22"/>
+        </w:rPr>
+        <w:t xml:space="preserve">T</w:t>
+      </w:r>
+      <w:r>
+        <w:rPr>
+          <w:rFonts w:ascii="Arial" w:hAnsi="Arial" w:cs="Arial"/>
+          <w:b w:val="0"/>
+          <w:i w:val="0"/>
+          <w:sz w:val="22"/>
+          <w:vertAlign w:val="subscript"/>
+        </w:rPr>
+        <w:t xml:space="preserve">on</w:t>
+      </w:r>
+      <w:r>
+        <w:rPr>
+          <w:rFonts w:ascii="Arial" w:hAnsi="Arial" w:cs="Arial"/>
+          <w:b w:val="0"/>
+          <w:i w:val="0"/>
+          <w:sz w:val="22"/>
+        </w:rPr>
+        <w:t xml:space="preserve">=2,8 dan </w:t>
+      </w:r>
+      <w:r>
+        <w:rPr>
+          <w:rFonts w:ascii="Arial" w:hAnsi="Arial" w:cs="Arial"/>
+          <w:b w:val="0"/>
+          <w:i w:val="0"/>
+          <w:sz w:val="22"/>
+        </w:rPr>
+        <w:t xml:space="preserve">T</w:t>
+      </w:r>
+      <w:r>
+        <w:rPr>
+          <w:rFonts w:ascii="Arial" w:hAnsi="Arial" w:cs="Arial"/>
+          <w:b w:val="0"/>
+          <w:i w:val="0"/>
+          <w:sz w:val="22"/>
+          <w:vertAlign w:val="subscript"/>
+        </w:rPr>
+        <w:t xml:space="preserve">off</w:t>
+      </w:r>
+      <w:r>
+        <w:rPr>
+          <w:rFonts w:ascii="Arial" w:hAnsi="Arial" w:cs="Arial"/>
+          <w:b w:val="0"/>
+          <w:i w:val="0"/>
+          <w:sz w:val="22"/>
+        </w:rPr>
+        <w:t xml:space="preserve">=2,6, RMS sequence=[2.5, 2.7, 2.9, 2.7, 2.5, 2.7, 2.9]. Awal state OFF. Hitung jumlah transitions total. Print integer.</w:t>
       </w:r>
     </w:p>
     <w:p>
@@ -7142,7 +8075,69 @@
           <w:color w:val="333333"/>
           <w:sz w:val="21"/>
         </w:rPr>
-        <w:t>Telusuri sequence sample per sample: state berubah ke ON saat melewati T_on dan ke OFF saat turun di bawah T_off; hitung berapa kali state berubah.</w:t>
+        <w:t xml:space="preserve">Telusuri sequence sample per sample: state berubah ke ON saat melewati </w:t>
+      </w:r>
+      <w:r>
+        <w:rPr>
+          <w:rFonts w:ascii="Arial" w:hAnsi="Arial" w:cs="Arial"/>
+          <w:b w:val="0"/>
+          <w:i w:val="0"/>
+          <w:color w:val="333333"/>
+          <w:sz w:val="21"/>
+        </w:rPr>
+        <w:t xml:space="preserve">T</w:t>
+      </w:r>
+      <w:r>
+        <w:rPr>
+          <w:rFonts w:ascii="Arial" w:hAnsi="Arial" w:cs="Arial"/>
+          <w:b w:val="0"/>
+          <w:i w:val="0"/>
+          <w:color w:val="333333"/>
+          <w:sz w:val="21"/>
+          <w:vertAlign w:val="subscript"/>
+        </w:rPr>
+        <w:t xml:space="preserve">on</w:t>
+      </w:r>
+      <w:r>
+        <w:rPr>
+          <w:rFonts w:ascii="Arial" w:hAnsi="Arial" w:cs="Arial"/>
+          <w:b w:val="0"/>
+          <w:i w:val="0"/>
+          <w:color w:val="333333"/>
+          <w:sz w:val="21"/>
+        </w:rPr>
+        <w:t xml:space="preserve"> dan ke OFF saat turun di bawah </w:t>
+      </w:r>
+      <w:r>
+        <w:rPr>
+          <w:rFonts w:ascii="Arial" w:hAnsi="Arial" w:cs="Arial"/>
+          <w:b w:val="0"/>
+          <w:i w:val="0"/>
+          <w:color w:val="333333"/>
+          <w:sz w:val="21"/>
+        </w:rPr>
+        <w:t xml:space="preserve">T</w:t>
+      </w:r>
+      <w:r>
+        <w:rPr>
+          <w:rFonts w:ascii="Arial" w:hAnsi="Arial" w:cs="Arial"/>
+          <w:b w:val="0"/>
+          <w:i w:val="0"/>
+          <w:color w:val="333333"/>
+          <w:sz w:val="21"/>
+          <w:vertAlign w:val="subscript"/>
+        </w:rPr>
+        <w:t xml:space="preserve">off</w:t>
+      </w:r>
+      <w:r>
+        <w:rPr>
+          <w:rFonts w:ascii="Arial" w:hAnsi="Arial" w:cs="Arial"/>
+          <w:b w:val="0"/>
+          <w:i w:val="0"/>
+          <w:color w:val="333333"/>
+          <w:sz w:val="21"/>
+        </w:rPr>
+        <w:t xml:space="preserve">; hitung berapa kali state berubah.</w:t>
       </w:r>
     </w:p>
     <w:p>
@@ -7166,7 +8161,91 @@
           <w:i w:val="0"/>
           <w:sz w:val="22"/>
         </w:rPr>
-        <w:t>Hitung MTTR improvement (persen) kalau MTTR sebelum monitoring=8 jam, setelah monitoring=5,6 jam. Formula: (MTTR_before-MTTR_after)/MTTR_before x 100. Print persentase.</w:t>
+        <w:t xml:space="preserve">Hitung MTTR improvement (persen) kalau MTTR sebelum monitoring=8 jam, setelah monitoring=5,6 jam. Formula: (</w:t>
+      </w:r>
+      <w:r>
+        <w:rPr>
+          <w:rFonts w:ascii="Arial" w:hAnsi="Arial" w:cs="Arial"/>
+          <w:b w:val="0"/>
+          <w:i w:val="0"/>
+          <w:sz w:val="22"/>
+        </w:rPr>
+        <w:t xml:space="preserve">MTTR</w:t>
+      </w:r>
+      <w:r>
+        <w:rPr>
+          <w:rFonts w:ascii="Arial" w:hAnsi="Arial" w:cs="Arial"/>
+          <w:b w:val="0"/>
+          <w:i w:val="0"/>
+          <w:sz w:val="22"/>
+          <w:vertAlign w:val="subscript"/>
+        </w:rPr>
+        <w:t xml:space="preserve">before</w:t>
+      </w:r>
+      <w:r>
+        <w:rPr>
+          <w:rFonts w:ascii="Arial" w:hAnsi="Arial" w:cs="Arial"/>
+          <w:b w:val="0"/>
+          <w:i w:val="0"/>
+          <w:sz w:val="22"/>
+        </w:rPr>
+        <w:t xml:space="preserve">-</w:t>
+      </w:r>
+      <w:r>
+        <w:rPr>
+          <w:rFonts w:ascii="Arial" w:hAnsi="Arial" w:cs="Arial"/>
+          <w:b w:val="0"/>
+          <w:i w:val="0"/>
+          <w:sz w:val="22"/>
+        </w:rPr>
+        <w:t xml:space="preserve">MTTR</w:t>
+      </w:r>
+      <w:r>
+        <w:rPr>
+          <w:rFonts w:ascii="Arial" w:hAnsi="Arial" w:cs="Arial"/>
+          <w:b w:val="0"/>
+          <w:i w:val="0"/>
+          <w:sz w:val="22"/>
+          <w:vertAlign w:val="subscript"/>
+        </w:rPr>
+        <w:t xml:space="preserve">after</w:t>
+      </w:r>
+      <w:r>
+        <w:rPr>
+          <w:rFonts w:ascii="Arial" w:hAnsi="Arial" w:cs="Arial"/>
+          <w:b w:val="0"/>
+          <w:i w:val="0"/>
+          <w:sz w:val="22"/>
+        </w:rPr>
+        <w:t xml:space="preserve">)/</w:t>
+      </w:r>
+      <w:r>
+        <w:rPr>
+          <w:rFonts w:ascii="Arial" w:hAnsi="Arial" w:cs="Arial"/>
+          <w:b w:val="0"/>
+          <w:i w:val="0"/>
+          <w:sz w:val="22"/>
+        </w:rPr>
+        <w:t xml:space="preserve">MTTR</w:t>
+      </w:r>
+      <w:r>
+        <w:rPr>
+          <w:rFonts w:ascii="Arial" w:hAnsi="Arial" w:cs="Arial"/>
+          <w:b w:val="0"/>
+          <w:i w:val="0"/>
+          <w:sz w:val="22"/>
+          <w:vertAlign w:val="subscript"/>
+        </w:rPr>
+        <w:t xml:space="preserve">before</w:t>
+      </w:r>
+      <w:r>
+        <w:rPr>
+          <w:rFonts w:ascii="Arial" w:hAnsi="Arial" w:cs="Arial"/>
+          <w:b w:val="0"/>
+          <w:i w:val="0"/>
+          <w:sz w:val="22"/>
+        </w:rPr>
+        <w:t xml:space="preserve"> x 100. Print persentase.</w:t>
       </w:r>
     </w:p>
     <w:p>
@@ -7202,7 +8281,100 @@
           <w:color w:val="333333"/>
           <w:sz w:val="21"/>
         </w:rPr>
-        <w:t>MTTR improvement% = (MTTR_before - MTTR_after) dibagi MTTR_before x 100. Substitusikan nilai dari soal.</w:t>
+        <w:t xml:space="preserve">MTTR improvement% = (</w:t>
+      </w:r>
+      <w:r>
+        <w:rPr>
+          <w:rFonts w:ascii="Arial" w:hAnsi="Arial" w:cs="Arial"/>
+          <w:b w:val="0"/>
+          <w:i w:val="0"/>
+          <w:color w:val="333333"/>
+          <w:sz w:val="21"/>
+        </w:rPr>
+        <w:t xml:space="preserve">MTTR</w:t>
+      </w:r>
+      <w:r>
+        <w:rPr>
+          <w:rFonts w:ascii="Arial" w:hAnsi="Arial" w:cs="Arial"/>
+          <w:b w:val="0"/>
+          <w:i w:val="0"/>
+          <w:color w:val="333333"/>
+          <w:sz w:val="21"/>
+          <w:vertAlign w:val="subscript"/>
+        </w:rPr>
+        <w:t xml:space="preserve">before</w:t>
+      </w:r>
+      <w:r>
+        <w:rPr>
+          <w:rFonts w:ascii="Arial" w:hAnsi="Arial" w:cs="Arial"/>
+          <w:b w:val="0"/>
+          <w:i w:val="0"/>
+          <w:color w:val="333333"/>
+          <w:sz w:val="21"/>
+        </w:rPr>
+        <w:t xml:space="preserve"> - </w:t>
+      </w:r>
+      <w:r>
+        <w:rPr>
+          <w:rFonts w:ascii="Arial" w:hAnsi="Arial" w:cs="Arial"/>
+          <w:b w:val="0"/>
+          <w:i w:val="0"/>
+          <w:color w:val="333333"/>
+          <w:sz w:val="21"/>
+        </w:rPr>
+        <w:t xml:space="preserve">MTTR</w:t>
+      </w:r>
+      <w:r>
+        <w:rPr>
+          <w:rFonts w:ascii="Arial" w:hAnsi="Arial" w:cs="Arial"/>
+          <w:b w:val="0"/>
+          <w:i w:val="0"/>
+          <w:color w:val="333333"/>
+          <w:sz w:val="21"/>
+          <w:vertAlign w:val="subscript"/>
+        </w:rPr>
+        <w:t xml:space="preserve">after</w:t>
+      </w:r>
+      <w:r>
+        <w:rPr>
+          <w:rFonts w:ascii="Arial" w:hAnsi="Arial" w:cs="Arial"/>
+          <w:b w:val="0"/>
+          <w:i w:val="0"/>
+          <w:color w:val="333333"/>
+          <w:sz w:val="21"/>
+        </w:rPr>
+        <w:t xml:space="preserve">) dibagi </w:t>
+      </w:r>
+      <w:r>
+        <w:rPr>
+          <w:rFonts w:ascii="Arial" w:hAnsi="Arial" w:cs="Arial"/>
+          <w:b w:val="0"/>
+          <w:i w:val="0"/>
+          <w:color w:val="333333"/>
+          <w:sz w:val="21"/>
+        </w:rPr>
+        <w:t xml:space="preserve">MTTR</w:t>
+      </w:r>
+      <w:r>
+        <w:rPr>
+          <w:rFonts w:ascii="Arial" w:hAnsi="Arial" w:cs="Arial"/>
+          <w:b w:val="0"/>
+          <w:i w:val="0"/>
+          <w:color w:val="333333"/>
+          <w:sz w:val="21"/>
+          <w:vertAlign w:val="subscript"/>
+        </w:rPr>
+        <w:t xml:space="preserve">before</w:t>
+      </w:r>
+      <w:r>
+        <w:rPr>
+          <w:rFonts w:ascii="Arial" w:hAnsi="Arial" w:cs="Arial"/>
+          <w:b w:val="0"/>
+          <w:i w:val="0"/>
+          <w:color w:val="333333"/>
+          <w:sz w:val="21"/>
+        </w:rPr>
+        <w:t xml:space="preserve"> x 100. Substitusikan nilai dari soal.</w:t>
       </w:r>
     </w:p>
     <w:p>
@@ -7257,7 +8429,7 @@
           <w:i w:val="0"/>
           <w:sz w:val="22"/>
         </w:rPr>
-        <w:t>HysteresisAlarm Class, Anti-Chattering Demo: implementasi class HysteresisAlarm dengan T_on=2,8, T_off=2,6. Generate sinyal RMS noisy: np.random.seed(42); rms=2.7+0.15*np.random.randn(500). Apply class ke seluruh sinyal. Print jumlah transitions (state change).</w:t>
+        <w:t xml:space="preserve">HysteresisAlarm Class, Anti-Chattering Demo: implementasi class HysteresisAlarm dengan T_on=2,8, T_off=2,6. Generate sinyal RMS noisy: np.random.seed(42); rms=2.7+0.15·np.random.randn(500). Apply class ke seluruh sinyal. Print jumlah transitions (state change).</w:t>
       </w:r>
     </w:p>
     <w:p>
@@ -7293,7 +8465,69 @@
           <w:color w:val="333333"/>
           <w:sz w:val="21"/>
         </w:rPr>
-        <w:t>Implementasikan class dengan dua threshold (T_on/T_off); margin hysteresis yang lebih besar dari std noise membuat jumlah transition kecil. Hitung berapa kali state berubah di seluruh sinyal.</w:t>
+        <w:t xml:space="preserve">Implementasikan class dengan dua threshold (</w:t>
+      </w:r>
+      <w:r>
+        <w:rPr>
+          <w:rFonts w:ascii="Arial" w:hAnsi="Arial" w:cs="Arial"/>
+          <w:b w:val="0"/>
+          <w:i w:val="0"/>
+          <w:color w:val="333333"/>
+          <w:sz w:val="21"/>
+        </w:rPr>
+        <w:t xml:space="preserve">T</w:t>
+      </w:r>
+      <w:r>
+        <w:rPr>
+          <w:rFonts w:ascii="Arial" w:hAnsi="Arial" w:cs="Arial"/>
+          <w:b w:val="0"/>
+          <w:i w:val="0"/>
+          <w:color w:val="333333"/>
+          <w:sz w:val="21"/>
+          <w:vertAlign w:val="subscript"/>
+        </w:rPr>
+        <w:t xml:space="preserve">on</w:t>
+      </w:r>
+      <w:r>
+        <w:rPr>
+          <w:rFonts w:ascii="Arial" w:hAnsi="Arial" w:cs="Arial"/>
+          <w:b w:val="0"/>
+          <w:i w:val="0"/>
+          <w:color w:val="333333"/>
+          <w:sz w:val="21"/>
+        </w:rPr>
+        <w:t xml:space="preserve">/</w:t>
+      </w:r>
+      <w:r>
+        <w:rPr>
+          <w:rFonts w:ascii="Arial" w:hAnsi="Arial" w:cs="Arial"/>
+          <w:b w:val="0"/>
+          <w:i w:val="0"/>
+          <w:color w:val="333333"/>
+          <w:sz w:val="21"/>
+        </w:rPr>
+        <w:t xml:space="preserve">T</w:t>
+      </w:r>
+      <w:r>
+        <w:rPr>
+          <w:rFonts w:ascii="Arial" w:hAnsi="Arial" w:cs="Arial"/>
+          <w:b w:val="0"/>
+          <w:i w:val="0"/>
+          <w:color w:val="333333"/>
+          <w:sz w:val="21"/>
+          <w:vertAlign w:val="subscript"/>
+        </w:rPr>
+        <w:t xml:space="preserve">off</w:t>
+      </w:r>
+      <w:r>
+        <w:rPr>
+          <w:rFonts w:ascii="Arial" w:hAnsi="Arial" w:cs="Arial"/>
+          <w:b w:val="0"/>
+          <w:i w:val="0"/>
+          <w:color w:val="333333"/>
+          <w:sz w:val="21"/>
+        </w:rPr>
+        <w:t xml:space="preserve">); margin hysteresis yang lebih besar dari std noise membuat jumlah transition kecil. Hitung berapa kali state berubah di seluruh sinyal.</w:t>
       </w:r>
     </w:p>
     <w:p>
@@ -7317,7 +8551,7 @@
           <w:i w:val="0"/>
           <w:sz w:val="22"/>
         </w:rPr>
-        <w:t>FSM Monitoring Pipeline, RMS Streaming dengan Tier Alarm: bangun FSM dengan 4 state (NORMAL, WARNING, ALERT, CRITICAL), thresholds (1.4, 2.8, 4.5), debounce N=3. Apply ke sinyal RMS sintetis: np.random.seed(42); rms=0.7+np.linspace(0,4.0,1000)+0.2*np.random.randn(1000). Print jumlah state transitions total.</w:t>
+        <w:t xml:space="preserve">FSM Monitoring Pipeline, RMS Streaming dengan Tier Alarm: bangun FSM dengan 4 state (NORMAL, WARNING, ALERT, CRITICAL), thresholds (1.4, 2.8, 4.5), debounce N=3. Apply ke sinyal RMS sintetis: np.random.seed(42); rms=0.7+np.linspace(0,4.0,1000)+0.2·np.random.randn(1000). Print jumlah state transitions total.</w:t>
       </w:r>
     </w:p>
     <w:p>
@@ -7377,7 +8611,7 @@
           <w:i w:val="0"/>
           <w:sz w:val="22"/>
         </w:rPr>
-        <w:t>Multi-Feature Threshold Combination: 100 sample dengan fitur RMS, peak, kurtosis. Generate: np.random.seed(42); rms=np.random.uniform(0.5,4.0,100); peak=rms*3+np.random.randn(100); kurt=3+np.random.uniform(-1,4,100). Hitung jumlah sample yang trigger ALERT dengan rule: (rms&gt;2.8) OR (peak&gt;8) OR (kurt&gt;4). Print integer.</w:t>
+        <w:t xml:space="preserve">Multi-Feature Threshold Combination: 100 sample dengan fitur RMS, peak, kurtosis. Generate: np.random.seed(42); rms=np.random.uniform(0.5,4.0,100); peak=rms·3+np.random.randn(100); kurt=3+np.random.uniform(-1,4,100). Hitung jumlah sample yang trigger ALERT dengan rule: (rms&gt;2.8) OR (peak&gt;8) OR (kurt&gt;4). Print integer.</w:t>
       </w:r>
     </w:p>
     <w:p>
@@ -7437,7 +8671,7 @@
           <w:i w:val="0"/>
           <w:sz w:val="22"/>
         </w:rPr>
-        <w:t>Persistence Timer/Escalation Logic: untuk sinyal yang tetap di Zone B selama 12 menit (sample period 30 detik), dengan eskalasi rule "Warning persist &gt; 5 menit -&gt; Alert", hitung kapan eskalasi ke ALERT terjadi (sample index ke berapa). Print integer.</w:t>
+        <w:t xml:space="preserve">Persistence Timer/Escalation Logic: untuk sinyal yang tetap di Zone B selama 12 menit (sample period 30 detik), dengan eskalasi rule "Warning persist &gt; 5 menit → Alert", hitung kapan eskalasi ke ALERT terjadi (sample index ke berapa). Print integer.</w:t>
       </w:r>
     </w:p>
     <w:p>
@@ -7497,7 +8731,7 @@
           <w:i w:val="0"/>
           <w:sz w:val="22"/>
         </w:rPr>
-        <w:t>Engineering Pipeline, End-to-End Monitoring 24 jam: simulasi 24 jam (sampling 30 detik), generate sinyal RMS dengan np.random.seed(42); n=2880; rms=0.7+np.linspace(0,3.5,n)+0.2*np.random.randn(n). Apply ISO 10816 zone classification + FSM tier alarm. Print persentase waktu di Zone D (Danger).</w:t>
+        <w:t xml:space="preserve">Engineering Pipeline, End-to-End Monitoring 24 jam: simulasi 24 jam (sampling 30 detik), generate sinyal RMS dengan np.random.seed(42); n=2880; rms=0.7+np.linspace(0,3.5,n)+0.2·np.random.randn(n). Apply ISO 10816 zone classification + FSM tier alarm. Print persentase waktu di Zone D (Danger).</w:t>
       </w:r>
     </w:p>
     <w:p>

--- a/Optimalisasi-dan-Automasi/Modul-Word/Modul-11-Otomatisasi-Monitoring-Sensor-Akuisisi-dan-ISO-10816.docx
+++ b/Optimalisasi-dan-Automasi/Modul-Word/Modul-11-Otomatisasi-Monitoring-Sensor-Akuisisi-dan-ISO-10816.docx
@@ -8429,7 +8429,7 @@
           <w:i w:val="0"/>
           <w:sz w:val="22"/>
         </w:rPr>
-        <w:t xml:space="preserve">HysteresisAlarm Class, Anti-Chattering Demo: implementasi class HysteresisAlarm dengan T_on=2,8, T_off=2,6. Generate sinyal RMS noisy: np.random.seed(42); rms=2.7+0.15·np.random.randn(500). Apply class ke seluruh sinyal. Print jumlah transitions (state change).</w:t>
+        <w:t>HysteresisAlarm Class, Anti-Chattering Demo: implementasi class HysteresisAlarm dengan T_on=2,8, T_off=2,6. Generate sinyal RMS noisy: np.random.seed(42); rms=2.7+0.15*np.random.randn(500). Apply class ke seluruh sinyal. Print jumlah transitions (state change).</w:t>
       </w:r>
     </w:p>
     <w:p>
@@ -8551,7 +8551,7 @@
           <w:i w:val="0"/>
           <w:sz w:val="22"/>
         </w:rPr>
-        <w:t xml:space="preserve">FSM Monitoring Pipeline, RMS Streaming dengan Tier Alarm: bangun FSM dengan 4 state (NORMAL, WARNING, ALERT, CRITICAL), thresholds (1.4, 2.8, 4.5), debounce N=3. Apply ke sinyal RMS sintetis: np.random.seed(42); rms=0.7+np.linspace(0,4.0,1000)+0.2·np.random.randn(1000). Print jumlah state transitions total.</w:t>
+        <w:t>FSM Monitoring Pipeline, RMS Streaming dengan Tier Alarm: bangun FSM dengan 4 state (NORMAL, WARNING, ALERT, CRITICAL), thresholds (1.4, 2.8, 4.5), debounce N=3. Apply ke sinyal RMS sintetis: np.random.seed(42); rms=0.7+np.linspace(0,4.0,1000)+0.2*np.random.randn(1000). Print jumlah state transitions total.</w:t>
       </w:r>
     </w:p>
     <w:p>
@@ -8611,7 +8611,7 @@
           <w:i w:val="0"/>
           <w:sz w:val="22"/>
         </w:rPr>
-        <w:t xml:space="preserve">Multi-Feature Threshold Combination: 100 sample dengan fitur RMS, peak, kurtosis. Generate: np.random.seed(42); rms=np.random.uniform(0.5,4.0,100); peak=rms·3+np.random.randn(100); kurt=3+np.random.uniform(-1,4,100). Hitung jumlah sample yang trigger ALERT dengan rule: (rms&gt;2.8) OR (peak&gt;8) OR (kurt&gt;4). Print integer.</w:t>
+        <w:t>Multi-Feature Threshold Combination: 100 sample dengan fitur RMS, peak, kurtosis. Generate: np.random.seed(42); rms=np.random.uniform(0.5,4.0,100); peak=rms*3+np.random.randn(100); kurt=3+np.random.uniform(-1,4,100). Hitung jumlah sample yang trigger ALERT dengan rule: (rms&gt;2.8) OR (peak&gt;8) OR (kurt&gt;4). Print integer.</w:t>
       </w:r>
     </w:p>
     <w:p>
@@ -8731,7 +8731,7 @@
           <w:i w:val="0"/>
           <w:sz w:val="22"/>
         </w:rPr>
-        <w:t xml:space="preserve">Engineering Pipeline, End-to-End Monitoring 24 jam: simulasi 24 jam (sampling 30 detik), generate sinyal RMS dengan np.random.seed(42); n=2880; rms=0.7+np.linspace(0,3.5,n)+0.2·np.random.randn(n). Apply ISO 10816 zone classification + FSM tier alarm. Print persentase waktu di Zone D (Danger).</w:t>
+        <w:t>Engineering Pipeline, End-to-End Monitoring 24 jam: simulasi 24 jam (sampling 30 detik), generate sinyal RMS dengan np.random.seed(42); n=2880; rms=0.7+np.linspace(0,3.5,n)+0.2*np.random.randn(n). Apply ISO 10816 zone classification + FSM tier alarm. Print persentase waktu di Zone D (Danger).</w:t>
       </w:r>
     </w:p>
     <w:p>

--- a/Optimalisasi-dan-Automasi/Modul-Word/Modul-11-Otomatisasi-Monitoring-Sensor-Akuisisi-dan-ISO-10816.docx
+++ b/Optimalisasi-dan-Automasi/Modul-Word/Modul-11-Otomatisasi-Monitoring-Sensor-Akuisisi-dan-ISO-10816.docx
@@ -2837,8 +2837,11 @@
     </w:p>
     <w:p>
       <w:pPr>
+        <w:tabs>
+          <w:tab w:val="center" w:pos="4393"/>
+          <w:tab w:val="right" w:pos="8787"/>
+        </w:tabs>
         <w:spacing w:before="40" w:after="120"/>
-        <w:jc w:val="center"/>
       </w:pPr>
       <w:r>
         <w:rPr>
@@ -2848,7 +2851,7 @@
           <w:color w:val="305496"/>
           <w:sz w:val="22"/>
         </w:rPr>
-        <w:t xml:space="preserve">IF condition THEN action      ISO 10816-3 Zona A|B|C|D      </w:t>
+        <w:tab/>
       </w:r>
       <w:r>
         <w:rPr>
@@ -2858,7 +2861,7 @@
           <w:color w:val="305496"/>
           <w:sz w:val="22"/>
         </w:rPr>
-        <w:t xml:space="preserve">RMS</w:t>
+        <w:t xml:space="preserve">IF condition THEN action      ISO 10816-3 Zona A|B|C|D      </w:t>
       </w:r>
       <w:r>
         <w:rPr>
@@ -2867,9 +2870,8 @@
           <w:i/>
           <w:color w:val="305496"/>
           <w:sz w:val="22"/>
-          <w:vertAlign w:val="subscript"/>
-        </w:rPr>
-        <w:t xml:space="preserve">v</w:t>
+        </w:rPr>
+        <w:t xml:space="preserve">RMS</w:t>
       </w:r>
       <w:r>
         <w:rPr>
@@ -2878,8 +2880,9 @@
           <w:i/>
           <w:color w:val="305496"/>
           <w:sz w:val="22"/>
-        </w:rPr>
-        <w:t xml:space="preserve"> = √(mean(v²)) di band 10Hz-1kHz</w:t>
+          <w:vertAlign w:val="subscript"/>
+        </w:rPr>
+        <w:t xml:space="preserve">v</w:t>
       </w:r>
       <w:r>
         <w:rPr>
@@ -2889,7 +2892,18 @@
           <w:color w:val="305496"/>
           <w:sz w:val="22"/>
         </w:rPr>
-        <w:t xml:space="preserve">   (1)</w:t>
+        <w:t xml:space="preserve"> = √(mean(v²)) di band 10Hz-1kHz</w:t>
+      </w:r>
+      <w:r>
+        <w:rPr>
+          <w:rFonts w:ascii="Arial" w:hAnsi="Arial" w:cs="Arial"/>
+          <w:b/>
+          <w:i/>
+          <w:color w:val="305496"/>
+          <w:sz w:val="22"/>
+        </w:rPr>
+        <w:tab/>
+        <w:t xml:space="preserve">(1)</w:t>
       </w:r>
     </w:p>
     <w:p>
@@ -3640,8 +3654,11 @@
     </w:p>
     <w:p>
       <w:pPr>
+        <w:tabs>
+          <w:tab w:val="center" w:pos="4393"/>
+          <w:tab w:val="right" w:pos="8787"/>
+        </w:tabs>
         <w:spacing w:before="40" w:after="120"/>
-        <w:jc w:val="center"/>
       </w:pPr>
       <w:r>
         <w:rPr>
@@ -3651,7 +3668,7 @@
           <w:color w:val="305496"/>
           <w:sz w:val="22"/>
         </w:rPr>
-        <w:t xml:space="preserve">Hysteresis: </w:t>
+        <w:tab/>
       </w:r>
       <w:r>
         <w:rPr>
@@ -3661,7 +3678,7 @@
           <w:color w:val="305496"/>
           <w:sz w:val="22"/>
         </w:rPr>
-        <w:t xml:space="preserve">T</w:t>
+        <w:t xml:space="preserve">Hysteresis: </w:t>
       </w:r>
       <w:r>
         <w:rPr>
@@ -3670,9 +3687,8 @@
           <w:i/>
           <w:color w:val="305496"/>
           <w:sz w:val="22"/>
-          <w:vertAlign w:val="subscript"/>
-        </w:rPr>
-        <w:t xml:space="preserve">on</w:t>
+        </w:rPr>
+        <w:t xml:space="preserve">T</w:t>
       </w:r>
       <w:r>
         <w:rPr>
@@ -3681,8 +3697,9 @@
           <w:i/>
           <w:color w:val="305496"/>
           <w:sz w:val="22"/>
-        </w:rPr>
-        <w:t xml:space="preserve"> &gt; </w:t>
+          <w:vertAlign w:val="subscript"/>
+        </w:rPr>
+        <w:t xml:space="preserve">on</w:t>
       </w:r>
       <w:r>
         <w:rPr>
@@ -3692,7 +3709,7 @@
           <w:color w:val="305496"/>
           <w:sz w:val="22"/>
         </w:rPr>
-        <w:t xml:space="preserve">T</w:t>
+        <w:t xml:space="preserve"> &gt; </w:t>
       </w:r>
       <w:r>
         <w:rPr>
@@ -3701,9 +3718,8 @@
           <w:i/>
           <w:color w:val="305496"/>
           <w:sz w:val="22"/>
-          <w:vertAlign w:val="subscript"/>
-        </w:rPr>
-        <w:t xml:space="preserve">off</w:t>
+        </w:rPr>
+        <w:t xml:space="preserve">T</w:t>
       </w:r>
       <w:r>
         <w:rPr>
@@ -3712,8 +3728,9 @@
           <w:i/>
           <w:color w:val="305496"/>
           <w:sz w:val="22"/>
-        </w:rPr>
-        <w:t xml:space="preserve">      Tier alarm: </w:t>
+          <w:vertAlign w:val="subscript"/>
+        </w:rPr>
+        <w:t xml:space="preserve">off</w:t>
       </w:r>
       <w:r>
         <w:rPr>
@@ -3723,7 +3740,7 @@
           <w:color w:val="305496"/>
           <w:sz w:val="22"/>
         </w:rPr>
-        <w:t xml:space="preserve">T</w:t>
+        <w:t xml:space="preserve">      Tier alarm: </w:t>
       </w:r>
       <w:r>
         <w:rPr>
@@ -3732,9 +3749,8 @@
           <w:i/>
           <w:color w:val="305496"/>
           <w:sz w:val="22"/>
-          <w:vertAlign w:val="subscript"/>
-        </w:rPr>
-        <w:t xml:space="preserve">warn</w:t>
+        </w:rPr>
+        <w:t xml:space="preserve">T</w:t>
       </w:r>
       <w:r>
         <w:rPr>
@@ -3743,8 +3759,9 @@
           <w:i/>
           <w:color w:val="305496"/>
           <w:sz w:val="22"/>
-        </w:rPr>
-        <w:t xml:space="preserve"> &lt; </w:t>
+          <w:vertAlign w:val="subscript"/>
+        </w:rPr>
+        <w:t xml:space="preserve">warn</w:t>
       </w:r>
       <w:r>
         <w:rPr>
@@ -3754,7 +3771,7 @@
           <w:color w:val="305496"/>
           <w:sz w:val="22"/>
         </w:rPr>
-        <w:t xml:space="preserve">T</w:t>
+        <w:t xml:space="preserve"> &lt; </w:t>
       </w:r>
       <w:r>
         <w:rPr>
@@ -3763,9 +3780,8 @@
           <w:i/>
           <w:color w:val="305496"/>
           <w:sz w:val="22"/>
-          <w:vertAlign w:val="subscript"/>
-        </w:rPr>
-        <w:t xml:space="preserve">alert</w:t>
+        </w:rPr>
+        <w:t xml:space="preserve">T</w:t>
       </w:r>
       <w:r>
         <w:rPr>
@@ -3774,8 +3790,9 @@
           <w:i/>
           <w:color w:val="305496"/>
           <w:sz w:val="22"/>
-        </w:rPr>
-        <w:t xml:space="preserve"> &lt; </w:t>
+          <w:vertAlign w:val="subscript"/>
+        </w:rPr>
+        <w:t xml:space="preserve">alert</w:t>
       </w:r>
       <w:r>
         <w:rPr>
@@ -3785,7 +3802,7 @@
           <w:color w:val="305496"/>
           <w:sz w:val="22"/>
         </w:rPr>
-        <w:t xml:space="preserve">T</w:t>
+        <w:t xml:space="preserve"> &lt; </w:t>
       </w:r>
       <w:r>
         <w:rPr>
@@ -3794,9 +3811,8 @@
           <w:i/>
           <w:color w:val="305496"/>
           <w:sz w:val="22"/>
-          <w:vertAlign w:val="subscript"/>
-        </w:rPr>
-        <w:t xml:space="preserve">crit</w:t>
+        </w:rPr>
+        <w:t xml:space="preserve">T</w:t>
       </w:r>
       <w:r>
         <w:rPr>
@@ -3805,8 +3821,9 @@
           <w:i/>
           <w:color w:val="305496"/>
           <w:sz w:val="22"/>
-        </w:rPr>
-        <w:t xml:space="preserve">      Alarm flood prevention: ≤ 1 alarm/10 menit</w:t>
+          <w:vertAlign w:val="subscript"/>
+        </w:rPr>
+        <w:t xml:space="preserve">crit</w:t>
       </w:r>
       <w:r>
         <w:rPr>
@@ -3816,7 +3833,18 @@
           <w:color w:val="305496"/>
           <w:sz w:val="22"/>
         </w:rPr>
-        <w:t xml:space="preserve">   (2)</w:t>
+        <w:t xml:space="preserve">      Alarm flood prevention: ≤ 1 alarm/10 menit</w:t>
+      </w:r>
+      <w:r>
+        <w:rPr>
+          <w:rFonts w:ascii="Arial" w:hAnsi="Arial" w:cs="Arial"/>
+          <w:b/>
+          <w:i/>
+          <w:color w:val="305496"/>
+          <w:sz w:val="22"/>
+        </w:rPr>
+        <w:tab/>
+        <w:t xml:space="preserve">(2)</w:t>
       </w:r>
     </w:p>
     <w:p>
@@ -4113,8 +4141,11 @@
     </w:p>
     <w:p>
       <w:pPr>
+        <w:tabs>
+          <w:tab w:val="center" w:pos="4393"/>
+          <w:tab w:val="right" w:pos="8787"/>
+        </w:tabs>
         <w:spacing w:before="40" w:after="120"/>
-        <w:jc w:val="center"/>
       </w:pPr>
       <w:r>
         <w:rPr>
@@ -4124,7 +4155,7 @@
           <w:color w:val="305496"/>
           <w:sz w:val="22"/>
         </w:rPr>
-        <w:t xml:space="preserve">Sensor (transducer)      Signal conditioning      ADC resolution      Sampling rate (Nyquist): fs ≥ 2·</w:t>
+        <w:tab/>
       </w:r>
       <w:r>
         <w:rPr>
@@ -4134,7 +4165,7 @@
           <w:color w:val="305496"/>
           <w:sz w:val="22"/>
         </w:rPr>
-        <w:t xml:space="preserve">f</w:t>
+        <w:t xml:space="preserve">Sensor (transducer)      Signal conditioning      ADC resolution      Sampling rate (Nyquist): fs ≥ 2·</w:t>
       </w:r>
       <w:r>
         <w:rPr>
@@ -4143,9 +4174,8 @@
           <w:i/>
           <w:color w:val="305496"/>
           <w:sz w:val="22"/>
-          <w:vertAlign w:val="subscript"/>
-        </w:rPr>
-        <w:t xml:space="preserve">max</w:t>
+        </w:rPr>
+        <w:t xml:space="preserve">f</w:t>
       </w:r>
       <w:r>
         <w:rPr>
@@ -4154,8 +4184,9 @@
           <w:i/>
           <w:color w:val="305496"/>
           <w:sz w:val="22"/>
-        </w:rPr>
-        <w:t xml:space="preserve">      Protokol komunikasi</w:t>
+          <w:vertAlign w:val="subscript"/>
+        </w:rPr>
+        <w:t xml:space="preserve">max</w:t>
       </w:r>
       <w:r>
         <w:rPr>
@@ -4165,7 +4196,18 @@
           <w:color w:val="305496"/>
           <w:sz w:val="22"/>
         </w:rPr>
-        <w:t xml:space="preserve">   (3)</w:t>
+        <w:t xml:space="preserve">      Protokol komunikasi</w:t>
+      </w:r>
+      <w:r>
+        <w:rPr>
+          <w:rFonts w:ascii="Arial" w:hAnsi="Arial" w:cs="Arial"/>
+          <w:b/>
+          <w:i/>
+          <w:color w:val="305496"/>
+          <w:sz w:val="22"/>
+        </w:rPr>
+        <w:tab/>
+        <w:t xml:space="preserve">(3)</w:t>
       </w:r>
     </w:p>
     <w:p>

--- a/Optimalisasi-dan-Automasi/Modul-Word/Modul-11-Otomatisasi-Monitoring-Sensor-Akuisisi-dan-ISO-10816.docx
+++ b/Optimalisasi-dan-Automasi/Modul-Word/Modul-11-Otomatisasi-Monitoring-Sensor-Akuisisi-dan-ISO-10816.docx
@@ -2579,45 +2579,65 @@
     <w:p>
       <w:pPr>
         <w:pBdr>
-          <w:top w:val="single" w:sz="8" w:space="6" w:color="2E9E6B"/>
-          <w:left w:val="single" w:sz="8" w:space="6" w:color="2E9E6B"/>
-          <w:bottom w:val="single" w:sz="8" w:space="6" w:color="2E9E6B"/>
-          <w:right w:val="single" w:sz="8" w:space="6" w:color="2E9E6B"/>
+          <w:top w:val="single" w:sz="6" w:space="10" w:color="BFE3D0"/>
+          <w:left w:val="single" w:sz="24" w:space="12" w:color="1F7A55"/>
+          <w:bottom w:val="single" w:sz="6" w:space="10" w:color="BFE3D0"/>
+          <w:right w:val="single" w:sz="6" w:space="10" w:color="BFE3D0"/>
         </w:pBdr>
-        <w:shd w:val="clear" w:fill="EAF7F0"/>
-        <w:spacing w:before="80" w:after="240"/>
-      </w:pPr>
-      <w:r>
-        <w:rPr>
-          <w:rFonts w:ascii="Arial" w:hAnsi="Arial" w:cs="Arial"/>
-          <w:b/>
-          <w:i w:val="0"/>
-          <w:color w:val="1F3864"/>
-          <w:sz w:val="21"/>
-        </w:rPr>
-        <w:t xml:space="preserve">🔗 Modul Interaktif: </w:t>
+        <w:shd w:val="clear" w:fill="F1FAF5"/>
+        <w:spacing w:before="140" w:after="60" w:line="264" w:lineRule="auto"/>
+        <w:ind w:left="170" w:right="170"/>
+        <w:jc w:val="left"/>
+      </w:pPr>
+      <w:r>
+        <w:rPr>
+          <w:rFonts w:ascii="Arial" w:hAnsi="Arial" w:cs="Arial"/>
+          <w:b/>
+          <w:i w:val="0"/>
+          <w:color w:val="1F7A55"/>
+          <w:sz w:val="17"/>
+          <w:spacing w:val="30"/>
+        </w:rPr>
+        <w:t xml:space="preserve">🔗 MODUL INTERAKTIF</w:t>
+      </w:r>
+      <w:r>
+        <w:br/>
       </w:r>
       <w:hyperlink r:id="rId19">
         <w:r>
           <w:rPr>
             <w:rFonts w:ascii="Arial" w:hAnsi="Arial" w:cs="Arial"/>
-            <w:sz w:val="22"/>
+            <w:b/>
             <w:color w:val="0563C1"/>
+            <w:sz w:val="20"/>
             <w:u w:val="single"/>
-            <w:b/>
           </w:rPr>
           <w:t xml:space="preserve">https://dedik-romahadi.github.io/Mechanical-Engineering-Courses/Optimalisasi-dan-Automasi/Modul/Modul-11.html</w:t>
         </w:r>
       </w:hyperlink>
-      <w:r>
-        <w:rPr>
-          <w:rFonts w:ascii="Arial" w:hAnsi="Arial" w:cs="Arial"/>
-          <w:b w:val="0"/>
-          <w:i w:val="0"/>
-          <w:color w:val="333333"/>
-          <w:sz w:val="20"/>
-        </w:rPr>
-        <w:t>. Pada layar masuk, pilih tombol “👁️ Mode Preview (Tanpa Login)” untuk melihat modul lengkap (animasi, kalkulator interaktif, editor kode Python langsung di browser) tanpa perlu akun. Soal pada Mode Preview bersifat tampilan saja; jawaban benar/salah dan poin tidak aktif.</w:t>
+    </w:p>
+    <w:p>
+      <w:pPr>
+        <w:pBdr>
+          <w:top w:val="single" w:sz="6" w:space="10" w:color="BFE3D0"/>
+          <w:left w:val="single" w:sz="24" w:space="12" w:color="1F7A55"/>
+          <w:bottom w:val="single" w:sz="6" w:space="10" w:color="BFE3D0"/>
+          <w:right w:val="single" w:sz="6" w:space="10" w:color="BFE3D0"/>
+        </w:pBdr>
+        <w:shd w:val="clear" w:fill="F1FAF5"/>
+        <w:spacing w:before="0" w:after="140" w:line="264" w:lineRule="auto"/>
+        <w:ind w:left="170" w:right="170"/>
+        <w:jc w:val="left"/>
+      </w:pPr>
+      <w:r>
+        <w:rPr>
+          <w:rFonts w:ascii="Arial" w:hAnsi="Arial" w:cs="Arial"/>
+          <w:b w:val="0"/>
+          <w:i w:val="0"/>
+          <w:color w:val="44525F"/>
+          <w:sz w:val="19"/>
+        </w:rPr>
+        <w:t xml:space="preserve">Pada layar masuk, pilih tombol “👁️ Mode Preview (Tanpa Login)” untuk melihat modul lengkap (animasi, kalkulator interaktif, editor kode Python langsung di browser) tanpa perlu akun. Soal pada Mode Preview bersifat tampilan saja; jawaban benar/salah dan poin tidak aktif.</w:t>
       </w:r>
     </w:p>
     <w:p>
